--- a/Instructor Notes/In-Session Practice.docx
+++ b/Instructor Notes/In-Session Practice.docx
@@ -27,7 +27,7 @@
           <w:color w:val="101110"/>
           <w:sz w:val="44"/>
         </w:rPr>
-        <w:t>In‑Session Practice — "Your Turn" Activities</w:t>
+        <w:t>In‑Session Practice — Demo, Your Turn, Regroup</w:t>
       </w:r>
     </w:p>
     <w:p>
@@ -48,7 +48,71 @@
           <w:color w:val="101110"/>
           <w:sz w:val="22"/>
         </w:rPr>
-        <w:t xml:space="preserve">A 90‑minute hands‑on session lives or dies on whether learners </w:t>
+        <w:t>Every hands‑on moment in this course follows the same three beats, so learners always know whether to watch or to drive:</w:t>
+      </w:r>
+    </w:p>
+    <w:p>
+      <w:pPr>
+        <w:pStyle w:val="ListBullet"/>
+        <w:spacing w:after="40"/>
+        <w:ind w:left="432" w:hanging="259"/>
+      </w:pPr>
+      <w:r>
+        <w:rPr>
+          <w:rFonts w:ascii="Calibri" w:hAnsi="Calibri"/>
+          <w:color w:val="101110"/>
+          <w:sz w:val="22"/>
+        </w:rPr>
+        <w:t xml:space="preserve">🎬 </w:t>
+      </w:r>
+      <w:r>
+        <w:rPr>
+          <w:rFonts w:ascii="Calibri" w:hAnsi="Calibri"/>
+          <w:b/>
+          <w:color w:val="101110"/>
+          <w:sz w:val="22"/>
+        </w:rPr>
+        <w:t>DEMO — together.</w:t>
+      </w:r>
+      <w:r>
+        <w:rPr>
+          <w:rFonts w:ascii="Calibri" w:hAnsi="Calibri"/>
+          <w:color w:val="101110"/>
+          <w:sz w:val="22"/>
+        </w:rPr>
+        <w:t xml:space="preserve"> You drive, they watch. Narrate every click.</w:t>
+      </w:r>
+    </w:p>
+    <w:p>
+      <w:pPr>
+        <w:pStyle w:val="ListBullet"/>
+        <w:spacing w:after="40"/>
+        <w:ind w:left="432" w:hanging="259"/>
+      </w:pPr>
+      <w:r>
+        <w:rPr>
+          <w:rFonts w:ascii="Calibri" w:hAnsi="Calibri"/>
+          <w:color w:val="101110"/>
+          <w:sz w:val="22"/>
+        </w:rPr>
+        <w:t xml:space="preserve">✋ </w:t>
+      </w:r>
+      <w:r>
+        <w:rPr>
+          <w:rFonts w:ascii="Calibri" w:hAnsi="Calibri"/>
+          <w:b/>
+          <w:color w:val="101110"/>
+          <w:sz w:val="22"/>
+        </w:rPr>
+        <w:t>YOUR TURN — on their own.</w:t>
+      </w:r>
+      <w:r>
+        <w:rPr>
+          <w:rFonts w:ascii="Calibri" w:hAnsi="Calibri"/>
+          <w:color w:val="101110"/>
+          <w:sz w:val="22"/>
+        </w:rPr>
+        <w:t xml:space="preserve"> They try the </w:t>
       </w:r>
       <w:r>
         <w:rPr>
@@ -57,7 +121,7 @@
           <w:color w:val="101110"/>
           <w:sz w:val="22"/>
         </w:rPr>
-        <w:t>do</w:t>
+        <w:t>same</w:t>
       </w:r>
       <w:r>
         <w:rPr>
@@ -65,7 +129,78 @@
           <w:color w:val="101110"/>
           <w:sz w:val="22"/>
         </w:rPr>
-        <w:t xml:space="preserve"> something, not just watch. These guided activities are the in‑session counterpart to the async assignments: short, scaffolded, done live alongside the instructor.</w:t>
+        <w:t xml:space="preserve"> thing on a nearby example. A few minutes; you float and help.</w:t>
+      </w:r>
+    </w:p>
+    <w:p>
+      <w:pPr>
+        <w:pStyle w:val="ListBullet"/>
+        <w:spacing w:after="40"/>
+        <w:ind w:left="432" w:hanging="259"/>
+      </w:pPr>
+      <w:r>
+        <w:rPr>
+          <w:rFonts w:ascii="Calibri" w:hAnsi="Calibri"/>
+          <w:color w:val="101110"/>
+          <w:sz w:val="22"/>
+        </w:rPr>
+        <w:t xml:space="preserve">🤝 </w:t>
+      </w:r>
+      <w:r>
+        <w:rPr>
+          <w:rFonts w:ascii="Calibri" w:hAnsi="Calibri"/>
+          <w:b/>
+          <w:color w:val="101110"/>
+          <w:sz w:val="22"/>
+        </w:rPr>
+        <w:t>REGROUP — together.</w:t>
+      </w:r>
+      <w:r>
+        <w:rPr>
+          <w:rFonts w:ascii="Calibri" w:hAnsi="Calibri"/>
+          <w:color w:val="101110"/>
+          <w:sz w:val="22"/>
+        </w:rPr>
+        <w:t xml:space="preserve"> You do it again as a group; they check their work and ask questions.</w:t>
+      </w:r>
+    </w:p>
+    <w:p>
+      <w:pPr>
+        <w:spacing w:after="120"/>
+      </w:pPr>
+      <w:r>
+        <w:rPr>
+          <w:rFonts w:ascii="Calibri" w:hAnsi="Calibri"/>
+          <w:b/>
+          <w:color w:val="101110"/>
+          <w:sz w:val="22"/>
+        </w:rPr>
+        <w:t>Say this to the room up front:</w:t>
+      </w:r>
+      <w:r>
+        <w:rPr>
+          <w:rFonts w:ascii="Calibri" w:hAnsi="Calibri"/>
+          <w:color w:val="101110"/>
+          <w:sz w:val="22"/>
+        </w:rPr>
+        <w:t xml:space="preserve"> </w:t>
+      </w:r>
+      <w:r>
+        <w:rPr>
+          <w:rFonts w:ascii="Calibri" w:hAnsi="Calibri"/>
+          <w:i/>
+          <w:color w:val="101110"/>
+          <w:sz w:val="22"/>
+        </w:rPr>
+        <w:t>"Your Turn never asks you to do anything we didn't just do together — same file, same moves, smaller bite. If you get stuck, no problem, we'll do it together right after."</w:t>
+      </w:r>
+      <w:r>
+        <w:rPr>
+          <w:rFonts w:ascii="Calibri" w:hAnsi="Calibri"/>
+          <w:color w:val="101110"/>
+          <w:sz w:val="22"/>
+        </w:rPr>
+        <w:t xml:space="preserve"> That one sentence removes the fear.</w:t>
       </w:r>
     </w:p>
     <w:p>
@@ -78,7 +213,7 @@
           <w:color w:val="101110"/>
           <w:sz w:val="22"/>
         </w:rPr>
-        <w:t xml:space="preserve">They also solve the practical problem of </w:t>
+        <w:t xml:space="preserve">Each Your Turn below uses </w:t>
       </w:r>
       <w:r>
         <w:rPr>
@@ -87,7 +222,7 @@
           <w:color w:val="101110"/>
           <w:sz w:val="22"/>
         </w:rPr>
-        <w:t>filling 90 minutes comfortably</w:t>
+        <w:t>only moves from the demo right before it.</w:t>
       </w:r>
       <w:r>
         <w:rPr>
@@ -95,24 +230,7 @@
           <w:color w:val="101110"/>
           <w:sz w:val="22"/>
         </w:rPr>
-        <w:t>. Session 1 needs these most (its concepts present quickly); Sessions 2 and 3 are already demo‑dense, so their activities are optional time‑flex.</w:t>
-      </w:r>
-    </w:p>
-    <w:p>
-      <w:pPr>
-        <w:spacing w:after="80"/>
-        <w:ind w:left="360"/>
-        <w:pBdr>
-          <w:left w:val="single" w:sz="24" w:space="8" w:color="B1E882"/>
-        </w:pBdr>
-      </w:pPr>
-      <w:r>
-        <w:rPr>
-          <w:rFonts w:ascii="Calibri" w:hAnsi="Calibri"/>
-          <w:color w:val="3A3D38"/>
-          <w:sz w:val="22"/>
-        </w:rPr>
-        <w:t>Logistics: tell learners up front there will be "your turn" moments so they keep Excel open and the dataset downloaded. Keep one screen on the data, one on chat. Use a visible countdown. Re‑group by working the solution live.</w:t>
+        <w:t xml:space="preserve"> Nothing new.</w:t>
       </w:r>
     </w:p>
     <w:p>
@@ -134,7 +252,7 @@
           <w:color w:val="101110"/>
           <w:sz w:val="30"/>
         </w:rPr>
-        <w:t>Session 1 — the priority (adds ~25 minutes of real activity)</w:t>
+        <w:t>Session 1 — Cleaning data in Power Query</w:t>
       </w:r>
     </w:p>
     <w:p>
@@ -148,7 +266,7 @@
           <w:color w:val="6FA63C"/>
           <w:sz w:val="25"/>
         </w:rPr>
-        <w:t>A. Spot the mess (5 min) — warm‑up, no Excel needed</w:t>
+        <w:t>🎬 DEMO — together (~8 min)</w:t>
       </w:r>
     </w:p>
     <w:p>
@@ -161,7 +279,7 @@
           <w:color w:val="101110"/>
           <w:sz w:val="22"/>
         </w:rPr>
-        <w:t xml:space="preserve">Put </w:t>
+        <w:t xml:space="preserve">On </w:t>
       </w:r>
       <w:r>
         <w:rPr>
@@ -177,369 +295,7 @@
           <w:color w:val="101110"/>
           <w:sz w:val="22"/>
         </w:rPr>
-        <w:t xml:space="preserve"> on screen. Ask the room to call out, in chat, </w:t>
-      </w:r>
-      <w:r>
-        <w:rPr>
-          <w:rFonts w:ascii="Calibri" w:hAnsi="Calibri"/>
-          <w:b/>
-          <w:color w:val="101110"/>
-          <w:sz w:val="22"/>
-        </w:rPr>
-        <w:t>everything wrong with it</w:t>
-      </w:r>
-      <w:r>
-        <w:rPr>
-          <w:rFonts w:ascii="Calibri" w:hAnsi="Calibri"/>
-          <w:color w:val="101110"/>
-          <w:sz w:val="22"/>
-        </w:rPr>
-        <w:t xml:space="preserve"> before you touch it. Drive to the full list:</w:t>
-      </w:r>
-    </w:p>
-    <w:p>
-      <w:pPr>
-        <w:pStyle w:val="ListBullet"/>
-        <w:spacing w:after="40"/>
-        <w:ind w:left="432" w:hanging="259"/>
-      </w:pPr>
-      <w:r>
-        <w:rPr>
-          <w:rFonts w:ascii="Calibri" w:hAnsi="Calibri"/>
-          <w:color w:val="101110"/>
-          <w:sz w:val="22"/>
-        </w:rPr>
-        <w:t>Junk title rows before the header</w:t>
-      </w:r>
-    </w:p>
-    <w:p>
-      <w:pPr>
-        <w:pStyle w:val="ListBullet"/>
-        <w:spacing w:after="40"/>
-        <w:ind w:left="432" w:hanging="259"/>
-      </w:pPr>
-      <w:r>
-        <w:rPr>
-          <w:rFonts w:ascii="Calibri" w:hAnsi="Calibri"/>
-          <w:color w:val="101110"/>
-          <w:sz w:val="22"/>
-        </w:rPr>
-        <w:t xml:space="preserve">A </w:t>
-      </w:r>
-      <w:r>
-        <w:rPr>
-          <w:rFonts w:ascii="Consolas" w:hAnsi="Consolas"/>
-          <w:color w:val="333333"/>
-          <w:sz w:val="22"/>
-        </w:rPr>
-        <w:t>TOTAL</w:t>
-      </w:r>
-      <w:r>
-        <w:rPr>
-          <w:rFonts w:ascii="Calibri" w:hAnsi="Calibri"/>
-          <w:color w:val="101110"/>
-          <w:sz w:val="22"/>
-        </w:rPr>
-        <w:t xml:space="preserve"> row mixed into the data</w:t>
-      </w:r>
-    </w:p>
-    <w:p>
-      <w:pPr>
-        <w:pStyle w:val="ListBullet"/>
-        <w:spacing w:after="40"/>
-        <w:ind w:left="432" w:hanging="259"/>
-      </w:pPr>
-      <w:r>
-        <w:rPr>
-          <w:rFonts w:ascii="Calibri" w:hAnsi="Calibri"/>
-          <w:color w:val="101110"/>
-          <w:sz w:val="22"/>
-        </w:rPr>
-        <w:t>Dates in four different formats</w:t>
-      </w:r>
-    </w:p>
-    <w:p>
-      <w:pPr>
-        <w:pStyle w:val="ListBullet"/>
-        <w:spacing w:after="40"/>
-        <w:ind w:left="432" w:hanging="259"/>
-      </w:pPr>
-      <w:r>
-        <w:rPr>
-          <w:rFonts w:ascii="Calibri" w:hAnsi="Calibri"/>
-          <w:color w:val="101110"/>
-          <w:sz w:val="22"/>
-        </w:rPr>
-        <w:t>19 spellings of 4 regions (</w:t>
-      </w:r>
-      <w:r>
-        <w:rPr>
-          <w:rFonts w:ascii="Consolas" w:hAnsi="Consolas"/>
-          <w:color w:val="333333"/>
-          <w:sz w:val="22"/>
-        </w:rPr>
-        <w:t>North</w:t>
-      </w:r>
-      <w:r>
-        <w:rPr>
-          <w:rFonts w:ascii="Calibri" w:hAnsi="Calibri"/>
-          <w:color w:val="101110"/>
-          <w:sz w:val="22"/>
-        </w:rPr>
-        <w:t xml:space="preserve">, </w:t>
-      </w:r>
-      <w:r>
-        <w:rPr>
-          <w:rFonts w:ascii="Consolas" w:hAnsi="Consolas"/>
-          <w:color w:val="333333"/>
-          <w:sz w:val="22"/>
-        </w:rPr>
-        <w:t>north</w:t>
-      </w:r>
-      <w:r>
-        <w:rPr>
-          <w:rFonts w:ascii="Calibri" w:hAnsi="Calibri"/>
-          <w:color w:val="101110"/>
-          <w:sz w:val="22"/>
-        </w:rPr>
-        <w:t xml:space="preserve">, </w:t>
-      </w:r>
-      <w:r>
-        <w:rPr>
-          <w:rFonts w:ascii="Consolas" w:hAnsi="Consolas"/>
-          <w:color w:val="333333"/>
-          <w:sz w:val="22"/>
-        </w:rPr>
-        <w:t>N.</w:t>
-      </w:r>
-      <w:r>
-        <w:rPr>
-          <w:rFonts w:ascii="Calibri" w:hAnsi="Calibri"/>
-          <w:color w:val="101110"/>
-          <w:sz w:val="22"/>
-        </w:rPr>
-        <w:t xml:space="preserve">, </w:t>
-      </w:r>
-      <w:r>
-        <w:rPr>
-          <w:rFonts w:ascii="Consolas" w:hAnsi="Consolas"/>
-          <w:color w:val="333333"/>
-          <w:sz w:val="22"/>
-        </w:rPr>
-        <w:t>Northern</w:t>
-      </w:r>
-      <w:r>
-        <w:rPr>
-          <w:rFonts w:ascii="Calibri" w:hAnsi="Calibri"/>
-          <w:color w:val="101110"/>
-          <w:sz w:val="22"/>
-        </w:rPr>
-        <w:t>…)</w:t>
-      </w:r>
-    </w:p>
-    <w:p>
-      <w:pPr>
-        <w:pStyle w:val="ListBullet"/>
-        <w:spacing w:after="40"/>
-        <w:ind w:left="432" w:hanging="259"/>
-      </w:pPr>
-      <w:r>
-        <w:rPr>
-          <w:rFonts w:ascii="Calibri" w:hAnsi="Calibri"/>
-          <w:color w:val="101110"/>
-          <w:sz w:val="22"/>
-        </w:rPr>
-        <w:t xml:space="preserve">Revenue stored as text with </w:t>
-      </w:r>
-      <w:r>
-        <w:rPr>
-          <w:rFonts w:ascii="Consolas" w:hAnsi="Consolas"/>
-          <w:color w:val="333333"/>
-          <w:sz w:val="22"/>
-        </w:rPr>
-        <w:t>$</w:t>
-      </w:r>
-      <w:r>
-        <w:rPr>
-          <w:rFonts w:ascii="Calibri" w:hAnsi="Calibri"/>
-          <w:color w:val="101110"/>
-          <w:sz w:val="22"/>
-        </w:rPr>
-        <w:t xml:space="preserve"> and commas</w:t>
-      </w:r>
-    </w:p>
-    <w:p>
-      <w:pPr>
-        <w:pStyle w:val="ListBullet"/>
-        <w:spacing w:after="40"/>
-        <w:ind w:left="432" w:hanging="259"/>
-      </w:pPr>
-      <w:r>
-        <w:rPr>
-          <w:rFonts w:ascii="Calibri" w:hAnsi="Calibri"/>
-          <w:color w:val="101110"/>
-          <w:sz w:val="22"/>
-        </w:rPr>
-        <w:t xml:space="preserve">Quantity stored as text (and one spelled‑out </w:t>
-      </w:r>
-      <w:r>
-        <w:rPr>
-          <w:rFonts w:ascii="Consolas" w:hAnsi="Consolas"/>
-          <w:color w:val="333333"/>
-          <w:sz w:val="22"/>
-        </w:rPr>
-        <w:t>two</w:t>
-      </w:r>
-      <w:r>
-        <w:rPr>
-          <w:rFonts w:ascii="Calibri" w:hAnsi="Calibri"/>
-          <w:color w:val="101110"/>
-          <w:sz w:val="22"/>
-        </w:rPr>
-        <w:t>)</w:t>
-      </w:r>
-    </w:p>
-    <w:p>
-      <w:pPr>
-        <w:pStyle w:val="ListBullet"/>
-        <w:spacing w:after="40"/>
-        <w:ind w:left="432" w:hanging="259"/>
-      </w:pPr>
-      <w:r>
-        <w:rPr>
-          <w:rFonts w:ascii="Calibri" w:hAnsi="Calibri"/>
-          <w:color w:val="101110"/>
-          <w:sz w:val="22"/>
-        </w:rPr>
-        <w:t>Duplicate rows; blank regions and quantities</w:t>
-      </w:r>
-    </w:p>
-    <w:p>
-      <w:pPr>
-        <w:pStyle w:val="ListBullet"/>
-        <w:spacing w:after="40"/>
-        <w:ind w:left="432" w:hanging="259"/>
-      </w:pPr>
-      <w:r>
-        <w:rPr>
-          <w:rFonts w:ascii="Calibri" w:hAnsi="Calibri"/>
-          <w:color w:val="101110"/>
-          <w:sz w:val="22"/>
-        </w:rPr>
-        <w:t xml:space="preserve">Names as both </w:t>
-      </w:r>
-      <w:r>
-        <w:rPr>
-          <w:rFonts w:ascii="Consolas" w:hAnsi="Consolas"/>
-          <w:color w:val="333333"/>
-          <w:sz w:val="22"/>
-        </w:rPr>
-        <w:t>First Last</w:t>
-      </w:r>
-      <w:r>
-        <w:rPr>
-          <w:rFonts w:ascii="Calibri" w:hAnsi="Calibri"/>
-          <w:color w:val="101110"/>
-          <w:sz w:val="22"/>
-        </w:rPr>
-        <w:t xml:space="preserve"> and </w:t>
-      </w:r>
-      <w:r>
-        <w:rPr>
-          <w:rFonts w:ascii="Consolas" w:hAnsi="Consolas"/>
-          <w:color w:val="333333"/>
-          <w:sz w:val="22"/>
-        </w:rPr>
-        <w:t>Last, First</w:t>
-      </w:r>
-    </w:p>
-    <w:p>
-      <w:pPr>
-        <w:spacing w:after="120"/>
-      </w:pPr>
-      <w:r>
-        <w:rPr>
-          <w:rFonts w:ascii="Calibri" w:hAnsi="Calibri"/>
-          <w:b/>
-          <w:color w:val="101110"/>
-          <w:sz w:val="22"/>
-        </w:rPr>
-        <w:t>Why it works:</w:t>
-      </w:r>
-      <w:r>
-        <w:rPr>
-          <w:rFonts w:ascii="Calibri" w:hAnsi="Calibri"/>
-          <w:color w:val="101110"/>
-          <w:sz w:val="22"/>
-        </w:rPr>
-        <w:t xml:space="preserve"> primes the demo, gets everyone engaged in the first 10 minutes, and makes the clean‑up feel earned. Tally how many they spot ("9 problems — let's fix them all once, and never again").</w:t>
-      </w:r>
-    </w:p>
-    <w:p>
-      <w:pPr>
-        <w:spacing w:before="160" w:after="40"/>
-      </w:pPr>
-      <w:r>
-        <w:rPr>
-          <w:rFonts w:ascii="Calibri" w:hAnsi="Calibri"/>
-          <w:b/>
-          <w:color w:val="6FA63C"/>
-          <w:sz w:val="25"/>
-        </w:rPr>
-        <w:t>B. Clean it with me (15 min) — guided, hands‑on</w:t>
-      </w:r>
-    </w:p>
-    <w:p>
-      <w:pPr>
-        <w:spacing w:after="120"/>
-      </w:pPr>
-      <w:r>
-        <w:rPr>
-          <w:rFonts w:ascii="Calibri" w:hAnsi="Calibri"/>
-          <w:color w:val="101110"/>
-          <w:sz w:val="22"/>
-        </w:rPr>
-        <w:t xml:space="preserve">Don't just demo — have learners do the </w:t>
-      </w:r>
-      <w:r>
-        <w:rPr>
-          <w:rFonts w:ascii="Calibri" w:hAnsi="Calibri"/>
-          <w:b/>
-          <w:color w:val="101110"/>
-          <w:sz w:val="22"/>
-        </w:rPr>
-        <w:t>first five steps with you</w:t>
-      </w:r>
-      <w:r>
-        <w:rPr>
-          <w:rFonts w:ascii="Calibri" w:hAnsi="Calibri"/>
-          <w:color w:val="101110"/>
-          <w:sz w:val="22"/>
-        </w:rPr>
-        <w:t>, pausing so everyone keeps up (the "post a 1 in chat when you're caught up" rhythm):</w:t>
-      </w:r>
-    </w:p>
-    <w:p>
-      <w:pPr>
-        <w:pStyle w:val="ListNumber"/>
-        <w:spacing w:after="40"/>
-        <w:ind w:left="432" w:hanging="259"/>
-      </w:pPr>
-      <w:r>
-        <w:rPr>
-          <w:rFonts w:ascii="Consolas" w:hAnsi="Consolas"/>
-          <w:color w:val="333333"/>
-          <w:sz w:val="22"/>
-        </w:rPr>
-        <w:t>Get Data ▸ From Text/CSV</w:t>
-      </w:r>
-      <w:r>
-        <w:rPr>
-          <w:rFonts w:ascii="Calibri" w:hAnsi="Calibri"/>
-          <w:color w:val="101110"/>
-          <w:sz w:val="22"/>
-        </w:rPr>
-        <w:t xml:space="preserve"> → Transform Data (everyone connects)</w:t>
+        <w:t>:</w:t>
       </w:r>
     </w:p>
     <w:p>
@@ -554,7 +310,89 @@
           <w:color w:val="101110"/>
           <w:sz w:val="22"/>
         </w:rPr>
-        <w:t>Remove the 3 top rows; Use First Row as Headers</w:t>
+        <w:t xml:space="preserve">Connect: </w:t>
+      </w:r>
+      <w:r>
+        <w:rPr>
+          <w:rFonts w:ascii="Calibri" w:hAnsi="Calibri"/>
+          <w:b/>
+          <w:color w:val="101110"/>
+          <w:sz w:val="22"/>
+        </w:rPr>
+        <w:t>Get Data ▸ From Text/CSV ▸ Transform Data</w:t>
+      </w:r>
+      <w:r>
+        <w:rPr>
+          <w:rFonts w:ascii="Calibri" w:hAnsi="Calibri"/>
+          <w:color w:val="101110"/>
+          <w:sz w:val="22"/>
+        </w:rPr>
+        <w:t xml:space="preserve"> (don't paste).</w:t>
+      </w:r>
+    </w:p>
+    <w:p>
+      <w:pPr>
+        <w:pStyle w:val="ListNumber"/>
+        <w:spacing w:after="40"/>
+        <w:ind w:left="432" w:hanging="259"/>
+      </w:pPr>
+      <w:r>
+        <w:rPr>
+          <w:rFonts w:ascii="Calibri" w:hAnsi="Calibri"/>
+          <w:b/>
+          <w:color w:val="101110"/>
+          <w:sz w:val="22"/>
+        </w:rPr>
+        <w:t>Remove the 3 junk rows</w:t>
+      </w:r>
+      <w:r>
+        <w:rPr>
+          <w:rFonts w:ascii="Calibri" w:hAnsi="Calibri"/>
+          <w:color w:val="101110"/>
+          <w:sz w:val="22"/>
+        </w:rPr>
+        <w:t xml:space="preserve"> at the top; </w:t>
+      </w:r>
+      <w:r>
+        <w:rPr>
+          <w:rFonts w:ascii="Calibri" w:hAnsi="Calibri"/>
+          <w:b/>
+          <w:color w:val="101110"/>
+          <w:sz w:val="22"/>
+        </w:rPr>
+        <w:t>Use First Row as Headers</w:t>
+      </w:r>
+      <w:r>
+        <w:rPr>
+          <w:rFonts w:ascii="Calibri" w:hAnsi="Calibri"/>
+          <w:color w:val="101110"/>
+          <w:sz w:val="22"/>
+        </w:rPr>
+        <w:t>.</w:t>
+      </w:r>
+    </w:p>
+    <w:p>
+      <w:pPr>
+        <w:pStyle w:val="ListNumber"/>
+        <w:spacing w:after="40"/>
+        <w:ind w:left="432" w:hanging="259"/>
+      </w:pPr>
+      <w:r>
+        <w:rPr>
+          <w:rFonts w:ascii="Calibri" w:hAnsi="Calibri"/>
+          <w:b/>
+          <w:color w:val="101110"/>
+          <w:sz w:val="22"/>
+        </w:rPr>
+        <w:t>Trim</w:t>
+      </w:r>
+      <w:r>
+        <w:rPr>
+          <w:rFonts w:ascii="Calibri" w:hAnsi="Calibri"/>
+          <w:color w:val="101110"/>
+          <w:sz w:val="22"/>
+        </w:rPr>
+        <w:t xml:space="preserve"> the text columns.</w:t>
       </w:r>
     </w:p>
     <w:p>
@@ -569,22 +407,41 @@
           <w:color w:val="101110"/>
           <w:sz w:val="22"/>
         </w:rPr>
-        <w:t>Trim + Clean the text columns</w:t>
+        <w:t xml:space="preserve">Fix the </w:t>
       </w:r>
-    </w:p>
-    <w:p>
-      <w:pPr>
-        <w:pStyle w:val="ListNumber"/>
-        <w:spacing w:after="40"/>
-        <w:ind w:left="432" w:hanging="259"/>
-      </w:pPr>
+      <w:r>
+        <w:rPr>
+          <w:rFonts w:ascii="Calibri" w:hAnsi="Calibri"/>
+          <w:b/>
+          <w:color w:val="101110"/>
+          <w:sz w:val="22"/>
+        </w:rPr>
+        <w:t>Revenue</w:t>
+      </w:r>
       <w:r>
         <w:rPr>
           <w:rFonts w:ascii="Calibri" w:hAnsi="Calibri"/>
           <w:color w:val="101110"/>
           <w:sz w:val="22"/>
         </w:rPr>
-        <w:t xml:space="preserve">Change Revenue to a number (strip </w:t>
+        <w:t xml:space="preserve"> column: </w:t>
+      </w:r>
+      <w:r>
+        <w:rPr>
+          <w:rFonts w:ascii="Calibri" w:hAnsi="Calibri"/>
+          <w:b/>
+          <w:color w:val="101110"/>
+          <w:sz w:val="22"/>
+        </w:rPr>
+        <w:t>Replace Values</w:t>
+      </w:r>
+      <w:r>
+        <w:rPr>
+          <w:rFonts w:ascii="Calibri" w:hAnsi="Calibri"/>
+          <w:color w:val="101110"/>
+          <w:sz w:val="22"/>
+        </w:rPr>
+        <w:t xml:space="preserve"> to remove </w:t>
       </w:r>
       <w:r>
         <w:rPr>
@@ -616,90 +473,7 @@
           <w:color w:val="101110"/>
           <w:sz w:val="22"/>
         </w:rPr>
-        <w:t>)</w:t>
-      </w:r>
-    </w:p>
-    <w:p>
-      <w:pPr>
-        <w:pStyle w:val="ListNumber"/>
-        <w:spacing w:after="40"/>
-        <w:ind w:left="432" w:hanging="259"/>
-      </w:pPr>
-      <w:r>
-        <w:rPr>
-          <w:rFonts w:ascii="Calibri" w:hAnsi="Calibri"/>
-          <w:b/>
-          <w:color w:val="101110"/>
-          <w:sz w:val="22"/>
-        </w:rPr>
-        <w:t>AI moment, together:</w:t>
-      </w:r>
-      <w:r>
-        <w:rPr>
-          <w:rFonts w:ascii="Calibri" w:hAnsi="Calibri"/>
-          <w:color w:val="101110"/>
-          <w:sz w:val="22"/>
-        </w:rPr>
-        <w:t xml:space="preserve"> everyone pastes the messy Region values into their</w:t>
-      </w:r>
-    </w:p>
-    <w:p>
-      <w:pPr>
-        <w:spacing w:after="120"/>
-      </w:pPr>
-      <w:r>
-        <w:rPr>
-          <w:rFonts w:ascii="Calibri" w:hAnsi="Calibri"/>
-          <w:color w:val="101110"/>
-          <w:sz w:val="22"/>
-        </w:rPr>
-        <w:t>AI assistant with the prompt from the cheat sheet, and reads the result aloud</w:t>
-      </w:r>
-    </w:p>
-    <w:p>
-      <w:pPr>
-        <w:spacing w:after="120"/>
-      </w:pPr>
-      <w:r>
-        <w:rPr>
-          <w:rFonts w:ascii="Calibri" w:hAnsi="Calibri"/>
-          <w:color w:val="101110"/>
-          <w:sz w:val="22"/>
-        </w:rPr>
-        <w:t xml:space="preserve">Then </w:t>
-      </w:r>
-      <w:r>
-        <w:rPr>
-          <w:rFonts w:ascii="Calibri" w:hAnsi="Calibri"/>
-          <w:i/>
-          <w:color w:val="101110"/>
-          <w:sz w:val="22"/>
-        </w:rPr>
-        <w:t>you</w:t>
-      </w:r>
-      <w:r>
-        <w:rPr>
-          <w:rFonts w:ascii="Calibri" w:hAnsi="Calibri"/>
-          <w:color w:val="101110"/>
-          <w:sz w:val="22"/>
-        </w:rPr>
-        <w:t xml:space="preserve"> finish the harder steps (dedupe, the </w:t>
-      </w:r>
-      <w:r>
-        <w:rPr>
-          <w:rFonts w:ascii="Consolas" w:hAnsi="Consolas"/>
-          <w:color w:val="333333"/>
-          <w:sz w:val="22"/>
-        </w:rPr>
-        <w:t>two</w:t>
-      </w:r>
-      <w:r>
-        <w:rPr>
-          <w:rFonts w:ascii="Calibri" w:hAnsi="Calibri"/>
-          <w:color w:val="101110"/>
-          <w:sz w:val="22"/>
-        </w:rPr>
-        <w:t xml:space="preserve"> error, the TOTAL row) at demo speed while they watch. End on </w:t>
+        <w:t xml:space="preserve">, then </w:t>
       </w:r>
       <w:r>
         <w:rPr>
@@ -708,7 +482,7 @@
           <w:color w:val="101110"/>
           <w:sz w:val="22"/>
         </w:rPr>
-        <w:t>Refresh</w:t>
+        <w:t>Change Type → Decimal Number</w:t>
       </w:r>
       <w:r>
         <w:rPr>
@@ -726,46 +500,10 @@
       <w:r>
         <w:rPr>
           <w:rFonts w:ascii="Calibri" w:hAnsi="Calibri"/>
-          <w:b/>
           <w:color w:val="101110"/>
           <w:sz w:val="22"/>
         </w:rPr>
-        <w:t>Why it works:</w:t>
-      </w:r>
-      <w:r>
-        <w:rPr>
-          <w:rFonts w:ascii="Calibri" w:hAnsi="Calibri"/>
-          <w:color w:val="101110"/>
-          <w:sz w:val="22"/>
-        </w:rPr>
-        <w:t xml:space="preserve"> the first five steps are easy enough that nobody gets lost, and doing them live is what makes the skill stick. This is the segment that turns the session from a lecture into a workshop.</w:t>
-      </w:r>
-    </w:p>
-    <w:p>
-      <w:pPr>
-        <w:spacing w:before="160" w:after="40"/>
-      </w:pPr>
-      <w:r>
-        <w:rPr>
-          <w:rFonts w:ascii="Calibri" w:hAnsi="Calibri"/>
-          <w:b/>
-          <w:color w:val="6FA63C"/>
-          <w:sz w:val="25"/>
-        </w:rPr>
-        <w:t>C. Read the recorded steps (5 min) — depth beat</w:t>
-      </w:r>
-    </w:p>
-    <w:p>
-      <w:pPr>
-        <w:spacing w:after="120"/>
-      </w:pPr>
-      <w:r>
-        <w:rPr>
-          <w:rFonts w:ascii="Calibri" w:hAnsi="Calibri"/>
-          <w:color w:val="101110"/>
-          <w:sz w:val="22"/>
-        </w:rPr>
-        <w:t xml:space="preserve">Open the </w:t>
+        <w:t xml:space="preserve">Narrate each click. Finish by pointing at the </w:t>
       </w:r>
       <w:r>
         <w:rPr>
@@ -782,24 +520,21 @@
           <w:color w:val="101110"/>
           <w:sz w:val="22"/>
         </w:rPr>
-        <w:t xml:space="preserve"> panel and walk down it. Point out: </w:t>
+        <w:t xml:space="preserve"> list: "that's our workflow, recorded."</w:t>
       </w:r>
+    </w:p>
+    <w:p>
+      <w:pPr>
+        <w:spacing w:before="160" w:after="40"/>
+      </w:pPr>
       <w:r>
         <w:rPr>
           <w:rFonts w:ascii="Calibri" w:hAnsi="Calibri"/>
-          <w:i/>
-          <w:color w:val="101110"/>
-          <w:sz w:val="22"/>
+          <w:b/>
+          <w:color w:val="6FA63C"/>
+          <w:sz w:val="25"/>
         </w:rPr>
-        <w:t>this list is your workflow.</w:t>
-      </w:r>
-      <w:r>
-        <w:rPr>
-          <w:rFonts w:ascii="Calibri" w:hAnsi="Calibri"/>
-          <w:color w:val="101110"/>
-          <w:sz w:val="22"/>
-        </w:rPr>
-        <w:t xml:space="preserve"> Optionally peek at the M in the formula bar for one step and have AI explain it. Reinforces "connect, don't paste" with something concrete on screen.</w:t>
+        <w:t>✋ YOUR TURN — on your own (~5 min)</w:t>
       </w:r>
     </w:p>
     <w:p>
@@ -816,7 +551,41 @@
           <w:color w:val="3A3D38"/>
           <w:sz w:val="22"/>
         </w:rPr>
-        <w:t>New Session 1 slides to support B and C are listed in [</w:t>
+        <w:t xml:space="preserve">"Now you fix the </w:t>
+      </w:r>
+      <w:r>
+        <w:rPr>
+          <w:rFonts w:ascii="Calibri" w:hAnsi="Calibri"/>
+          <w:b/>
+          <w:color w:val="3A3D38"/>
+          <w:sz w:val="22"/>
+        </w:rPr>
+        <w:t>Quantity</w:t>
+      </w:r>
+      <w:r>
+        <w:rPr>
+          <w:rFonts w:ascii="Calibri" w:hAnsi="Calibri"/>
+          <w:color w:val="3A3D38"/>
+          <w:sz w:val="22"/>
+        </w:rPr>
+        <w:t xml:space="preserve"> column, the exact same way I just did Revenue: </w:t>
+      </w:r>
+      <w:r>
+        <w:rPr>
+          <w:rFonts w:ascii="Calibri" w:hAnsi="Calibri"/>
+          <w:b/>
+          <w:color w:val="3A3D38"/>
+          <w:sz w:val="22"/>
+        </w:rPr>
+        <w:t>Change Type → Whole Number.</w:t>
+      </w:r>
+      <w:r>
+        <w:rPr>
+          <w:rFonts w:ascii="Calibri" w:hAnsi="Calibri"/>
+          <w:color w:val="3A3D38"/>
+          <w:sz w:val="22"/>
+        </w:rPr>
+        <w:t xml:space="preserve"> One cell says </w:t>
       </w:r>
       <w:r>
         <w:rPr>
@@ -824,7 +593,7 @@
           <w:color w:val="333333"/>
           <w:sz w:val="22"/>
         </w:rPr>
-        <w:t>session-1-run-of-show.md</w:t>
+        <w:t>two</w:t>
       </w:r>
       <w:r>
         <w:rPr>
@@ -832,7 +601,90 @@
           <w:color w:val="3A3D38"/>
           <w:sz w:val="22"/>
         </w:rPr>
-        <w:t>](session-1-run-of-show.md) (Expanded plan).</w:t>
+        <w:t xml:space="preserve"> and will error — use </w:t>
+      </w:r>
+      <w:r>
+        <w:rPr>
+          <w:rFonts w:ascii="Calibri" w:hAnsi="Calibri"/>
+          <w:b/>
+          <w:color w:val="3A3D38"/>
+          <w:sz w:val="22"/>
+        </w:rPr>
+        <w:t>Remove Errors</w:t>
+      </w:r>
+      <w:r>
+        <w:rPr>
+          <w:rFonts w:ascii="Calibri" w:hAnsi="Calibri"/>
+          <w:color w:val="3A3D38"/>
+          <w:sz w:val="22"/>
+        </w:rPr>
+        <w:t>, just like we handled the messy value. That's the whole task."</w:t>
+      </w:r>
+    </w:p>
+    <w:p>
+      <w:pPr>
+        <w:spacing w:after="120"/>
+      </w:pPr>
+      <w:r>
+        <w:rPr>
+          <w:rFonts w:ascii="Calibri" w:hAnsi="Calibri"/>
+          <w:color w:val="101110"/>
+          <w:sz w:val="22"/>
+        </w:rPr>
+        <w:t>Only moves from the demo: change type + remove errors. Float and reassure.</w:t>
+      </w:r>
+    </w:p>
+    <w:p>
+      <w:pPr>
+        <w:spacing w:before="160" w:after="40"/>
+      </w:pPr>
+      <w:r>
+        <w:rPr>
+          <w:rFonts w:ascii="Calibri" w:hAnsi="Calibri"/>
+          <w:b/>
+          <w:color w:val="6FA63C"/>
+          <w:sz w:val="25"/>
+        </w:rPr>
+        <w:t>🤝 REGROUP — together (~4 min)</w:t>
+      </w:r>
+    </w:p>
+    <w:p>
+      <w:pPr>
+        <w:spacing w:after="120"/>
+      </w:pPr>
+      <w:r>
+        <w:rPr>
+          <w:rFonts w:ascii="Calibri" w:hAnsi="Calibri"/>
+          <w:color w:val="101110"/>
+          <w:sz w:val="22"/>
+        </w:rPr>
+        <w:t>Do the Quantity column as a group. Show the error appear, then Remove Errors fix it. Ask: "Did everyone's row count drop by one? Perfect." Take questions.</w:t>
+      </w:r>
+    </w:p>
+    <w:p>
+      <w:pPr>
+        <w:spacing w:after="80"/>
+        <w:ind w:left="360"/>
+        <w:pBdr>
+          <w:left w:val="single" w:sz="24" w:space="8" w:color="B1E882"/>
+        </w:pBdr>
+      </w:pPr>
+      <w:r>
+        <w:rPr>
+          <w:rFonts w:ascii="Calibri" w:hAnsi="Calibri"/>
+          <w:b/>
+          <w:color w:val="3A3D38"/>
+          <w:sz w:val="22"/>
+        </w:rPr>
+        <w:t>Optional stretch (only if the room is flying):</w:t>
+      </w:r>
+      <w:r>
+        <w:rPr>
+          <w:rFonts w:ascii="Calibri" w:hAnsi="Calibri"/>
+          <w:color w:val="3A3D38"/>
+          <w:sz w:val="22"/>
+        </w:rPr>
+        <w:t xml:space="preserve"> Trim and Proper‑case the Product column too — same Format menu. Totally optional.</w:t>
       </w:r>
     </w:p>
     <w:p>
@@ -854,7 +706,7 @@
           <w:color w:val="101110"/>
           <w:sz w:val="30"/>
         </w:rPr>
-        <w:t>Session 2 — optional time‑flex (use only if you're ahead of pace)</w:t>
+        <w:t>Session 2 — Writing a formula with AI</w:t>
       </w:r>
     </w:p>
     <w:p>
@@ -868,7 +720,7 @@
           <w:color w:val="6FA63C"/>
           <w:sz w:val="25"/>
         </w:rPr>
-        <w:t>Write a better prompt (6 min)</w:t>
+        <w:t>🎬 DEMO — together (~8 min)</w:t>
       </w:r>
     </w:p>
     <w:p>
@@ -881,7 +733,7 @@
           <w:color w:val="101110"/>
           <w:sz w:val="22"/>
         </w:rPr>
-        <w:t xml:space="preserve">Give everyone a deliberately lazy prompt ("write a formula for variance") and 3 minutes to rewrite it using </w:t>
+        <w:t xml:space="preserve">On the </w:t>
       </w:r>
       <w:r>
         <w:rPr>
@@ -890,7 +742,7 @@
           <w:color w:val="101110"/>
           <w:sz w:val="22"/>
         </w:rPr>
-        <w:t>Context → Goal → Constraints</w:t>
+        <w:t>BudgetActual</w:t>
       </w:r>
       <w:r>
         <w:rPr>
@@ -898,7 +750,100 @@
           <w:color w:val="101110"/>
           <w:sz w:val="22"/>
         </w:rPr>
-        <w:t>. Collect 2–3 in chat, improve one together. Cheap, high‑value, reinforces the most transferable skill.</w:t>
+        <w:t xml:space="preserve"> table:</w:t>
+      </w:r>
+    </w:p>
+    <w:p>
+      <w:pPr>
+        <w:pStyle w:val="ListNumber"/>
+        <w:spacing w:after="40"/>
+        <w:ind w:left="432" w:hanging="259"/>
+      </w:pPr>
+      <w:r>
+        <w:rPr>
+          <w:rFonts w:ascii="Calibri" w:hAnsi="Calibri"/>
+          <w:color w:val="101110"/>
+          <w:sz w:val="22"/>
+        </w:rPr>
+        <w:t xml:space="preserve">Add a </w:t>
+      </w:r>
+      <w:r>
+        <w:rPr>
+          <w:rFonts w:ascii="Calibri" w:hAnsi="Calibri"/>
+          <w:b/>
+          <w:color w:val="101110"/>
+          <w:sz w:val="22"/>
+        </w:rPr>
+        <w:t>Variance</w:t>
+      </w:r>
+      <w:r>
+        <w:rPr>
+          <w:rFonts w:ascii="Calibri" w:hAnsi="Calibri"/>
+          <w:color w:val="101110"/>
+          <w:sz w:val="22"/>
+        </w:rPr>
+        <w:t xml:space="preserve"> column: </w:t>
+      </w:r>
+      <w:r>
+        <w:rPr>
+          <w:rFonts w:ascii="Consolas" w:hAnsi="Consolas"/>
+          <w:color w:val="333333"/>
+          <w:sz w:val="22"/>
+        </w:rPr>
+        <w:t>= [@Actual] - [@Budget]</w:t>
+      </w:r>
+      <w:r>
+        <w:rPr>
+          <w:rFonts w:ascii="Calibri" w:hAnsi="Calibri"/>
+          <w:color w:val="101110"/>
+          <w:sz w:val="22"/>
+        </w:rPr>
+        <w:t>.</w:t>
+      </w:r>
+    </w:p>
+    <w:p>
+      <w:pPr>
+        <w:pStyle w:val="ListNumber"/>
+        <w:spacing w:after="40"/>
+        <w:ind w:left="432" w:hanging="259"/>
+      </w:pPr>
+      <w:r>
+        <w:rPr>
+          <w:rFonts w:ascii="Calibri" w:hAnsi="Calibri"/>
+          <w:color w:val="101110"/>
+          <w:sz w:val="22"/>
+        </w:rPr>
+        <w:t xml:space="preserve">Ask your AI assistant for a </w:t>
+      </w:r>
+      <w:r>
+        <w:rPr>
+          <w:rFonts w:ascii="Calibri" w:hAnsi="Calibri"/>
+          <w:b/>
+          <w:color w:val="101110"/>
+          <w:sz w:val="22"/>
+        </w:rPr>
+        <w:t>Variance %</w:t>
+      </w:r>
+      <w:r>
+        <w:rPr>
+          <w:rFonts w:ascii="Calibri" w:hAnsi="Calibri"/>
+          <w:color w:val="101110"/>
+          <w:sz w:val="22"/>
+        </w:rPr>
+        <w:t xml:space="preserve"> formula. Paste it, read it aloud,</w:t>
+      </w:r>
+    </w:p>
+    <w:p>
+      <w:pPr>
+        <w:spacing w:after="120"/>
+      </w:pPr>
+      <w:r>
+        <w:rPr>
+          <w:rFonts w:ascii="Calibri" w:hAnsi="Calibri"/>
+          <w:color w:val="101110"/>
+          <w:sz w:val="22"/>
+        </w:rPr>
+        <w:t>and sanity‑check one row against the numbers.</w:t>
       </w:r>
     </w:p>
     <w:p>
@@ -912,7 +857,71 @@
           <w:color w:val="6FA63C"/>
           <w:sz w:val="25"/>
         </w:rPr>
-        <w:t>Reproduce one road (8 min)</w:t>
+        <w:t>✋ YOUR TURN — on your own (~5 min)</w:t>
+      </w:r>
+    </w:p>
+    <w:p>
+      <w:pPr>
+        <w:spacing w:after="80"/>
+        <w:ind w:left="360"/>
+        <w:pBdr>
+          <w:left w:val="single" w:sz="24" w:space="8" w:color="B1E882"/>
+        </w:pBdr>
+      </w:pPr>
+      <w:r>
+        <w:rPr>
+          <w:rFonts w:ascii="Calibri" w:hAnsi="Calibri"/>
+          <w:color w:val="3A3D38"/>
+          <w:sz w:val="22"/>
+        </w:rPr>
+        <w:t xml:space="preserve">"Add a </w:t>
+      </w:r>
+      <w:r>
+        <w:rPr>
+          <w:rFonts w:ascii="Calibri" w:hAnsi="Calibri"/>
+          <w:b/>
+          <w:color w:val="3A3D38"/>
+          <w:sz w:val="22"/>
+        </w:rPr>
+        <w:t>% of Budget</w:t>
+      </w:r>
+      <w:r>
+        <w:rPr>
+          <w:rFonts w:ascii="Calibri" w:hAnsi="Calibri"/>
+          <w:color w:val="3A3D38"/>
+          <w:sz w:val="22"/>
+        </w:rPr>
+        <w:t xml:space="preserve"> column: </w:t>
+      </w:r>
+      <w:r>
+        <w:rPr>
+          <w:rFonts w:ascii="Consolas" w:hAnsi="Consolas"/>
+          <w:color w:val="333333"/>
+          <w:sz w:val="22"/>
+        </w:rPr>
+        <w:t>= [@Actual] / [@Budget]</w:t>
+      </w:r>
+      <w:r>
+        <w:rPr>
+          <w:rFonts w:ascii="Calibri" w:hAnsi="Calibri"/>
+          <w:color w:val="3A3D38"/>
+          <w:sz w:val="22"/>
+        </w:rPr>
+        <w:t>, formatted as a percent. Ask the AI to write it for you if you like — exactly how we just did Variance %. One column, one formula."</w:t>
+      </w:r>
+    </w:p>
+    <w:p>
+      <w:pPr>
+        <w:spacing w:before="160" w:after="40"/>
+      </w:pPr>
+      <w:r>
+        <w:rPr>
+          <w:rFonts w:ascii="Calibri" w:hAnsi="Calibri"/>
+          <w:b/>
+          <w:color w:val="6FA63C"/>
+          <w:sz w:val="25"/>
+        </w:rPr>
+        <w:t>🤝 REGROUP — together (~4 min)</w:t>
       </w:r>
     </w:p>
     <w:p>
@@ -925,23 +934,33 @@
           <w:color w:val="101110"/>
           <w:sz w:val="22"/>
         </w:rPr>
-        <w:t xml:space="preserve">If a demo runs short, have learners recreate the department variance summary on the </w:t>
+        <w:t>Build the column as a group; compare a couple of values; confirm the percent format. Questions.</w:t>
       </w:r>
+    </w:p>
+    <w:p>
+      <w:pPr>
+        <w:spacing w:after="80"/>
+        <w:ind w:left="360"/>
+        <w:pBdr>
+          <w:left w:val="single" w:sz="24" w:space="8" w:color="B1E882"/>
+        </w:pBdr>
+      </w:pPr>
       <w:r>
         <w:rPr>
-          <w:rFonts w:ascii="Consolas" w:hAnsi="Consolas"/>
-          <w:color w:val="333333"/>
+          <w:rFonts w:ascii="Calibri" w:hAnsi="Calibri"/>
+          <w:b/>
+          <w:color w:val="3A3D38"/>
           <w:sz w:val="22"/>
         </w:rPr>
-        <w:t>BudgetActual</w:t>
+        <w:t>Optional stretch:</w:t>
       </w:r>
       <w:r>
         <w:rPr>
           <w:rFonts w:ascii="Calibri" w:hAnsi="Calibri"/>
-          <w:color w:val="101110"/>
+          <w:color w:val="3A3D38"/>
           <w:sz w:val="22"/>
         </w:rPr>
-        <w:t xml:space="preserve"> table using whichever road they're set up for, while you float in chat. Doubles as a head start on their async task.</w:t>
+        <w:t xml:space="preserve"> Sort the table by Variance % to spot the biggest overspender — the same one click I showed. Optional.</w:t>
       </w:r>
     </w:p>
     <w:p>
@@ -963,7 +982,7 @@
           <w:color w:val="101110"/>
           <w:sz w:val="30"/>
         </w:rPr>
-        <w:t>Session 3 — optional, plus the built‑in capstone work time</w:t>
+        <w:t>Session 3 — Adding a step to the workflow</w:t>
       </w:r>
     </w:p>
     <w:p>
@@ -977,7 +996,7 @@
           <w:color w:val="6FA63C"/>
           <w:sz w:val="25"/>
         </w:rPr>
-        <w:t>Sketch your workflow (8 min)</w:t>
+        <w:t>🎬 DEMO — together (~10 min)</w:t>
       </w:r>
     </w:p>
     <w:p>
@@ -990,7 +1009,23 @@
           <w:color w:val="101110"/>
           <w:sz w:val="22"/>
         </w:rPr>
-        <w:t xml:space="preserve">Before the live build, have each learner write their own recurring task into the four boxes — </w:t>
+        <w:t xml:space="preserve">Combine the </w:t>
+      </w:r>
+      <w:r>
+        <w:rPr>
+          <w:rFonts w:ascii="Consolas" w:hAnsi="Consolas"/>
+          <w:color w:val="333333"/>
+          <w:sz w:val="22"/>
+        </w:rPr>
+        <w:t>monthly-expenses</w:t>
+      </w:r>
+      <w:r>
+        <w:rPr>
+          <w:rFonts w:ascii="Calibri" w:hAnsi="Calibri"/>
+          <w:color w:val="101110"/>
+          <w:sz w:val="22"/>
+        </w:rPr>
+        <w:t xml:space="preserve"> folder, </w:t>
       </w:r>
       <w:r>
         <w:rPr>
@@ -999,7 +1034,7 @@
           <w:color w:val="101110"/>
           <w:sz w:val="22"/>
         </w:rPr>
-        <w:t>Connect → Clean → Enrich/Summarize → Document</w:t>
+        <w:t>Trim/Proper</w:t>
       </w:r>
       <w:r>
         <w:rPr>
@@ -1007,16 +1042,16 @@
           <w:color w:val="101110"/>
           <w:sz w:val="22"/>
         </w:rPr>
-        <w:t xml:space="preserve"> — in one line each. Share 2–3. This makes the capstone concrete </w:t>
+        <w:t xml:space="preserve"> the Vendor column, and </w:t>
       </w:r>
       <w:r>
         <w:rPr>
           <w:rFonts w:ascii="Calibri" w:hAnsi="Calibri"/>
-          <w:i/>
+          <w:b/>
           <w:color w:val="101110"/>
           <w:sz w:val="22"/>
         </w:rPr>
-        <w:t>before</w:t>
+        <w:t>merge</w:t>
       </w:r>
       <w:r>
         <w:rPr>
@@ -1024,7 +1059,7 @@
           <w:color w:val="101110"/>
           <w:sz w:val="22"/>
         </w:rPr>
-        <w:t xml:space="preserve"> they leave.</w:t>
+        <w:t xml:space="preserve"> to the vendor master.</w:t>
       </w:r>
     </w:p>
     <w:p>
@@ -1038,7 +1073,138 @@
           <w:color w:val="6FA63C"/>
           <w:sz w:val="25"/>
         </w:rPr>
-        <w:t>Capstone work time (built in)</w:t>
+        <w:t>✋ YOUR TURN — on your own (~5 min)</w:t>
+      </w:r>
+    </w:p>
+    <w:p>
+      <w:pPr>
+        <w:spacing w:after="80"/>
+        <w:ind w:left="360"/>
+        <w:pBdr>
+          <w:left w:val="single" w:sz="24" w:space="8" w:color="B1E882"/>
+        </w:pBdr>
+      </w:pPr>
+      <w:r>
+        <w:rPr>
+          <w:rFonts w:ascii="Calibri" w:hAnsi="Calibri"/>
+          <w:color w:val="3A3D38"/>
+          <w:sz w:val="22"/>
+        </w:rPr>
+        <w:t xml:space="preserve">"Add one cleaning step yourself: change the </w:t>
+      </w:r>
+      <w:r>
+        <w:rPr>
+          <w:rFonts w:ascii="Calibri" w:hAnsi="Calibri"/>
+          <w:b/>
+          <w:color w:val="3A3D38"/>
+          <w:sz w:val="22"/>
+        </w:rPr>
+        <w:t>Amount</w:t>
+      </w:r>
+      <w:r>
+        <w:rPr>
+          <w:rFonts w:ascii="Calibri" w:hAnsi="Calibri"/>
+          <w:color w:val="3A3D38"/>
+          <w:sz w:val="22"/>
+        </w:rPr>
+        <w:t xml:space="preserve"> column to a number — </w:t>
+      </w:r>
+      <w:r>
+        <w:rPr>
+          <w:rFonts w:ascii="Calibri" w:hAnsi="Calibri"/>
+          <w:b/>
+          <w:color w:val="3A3D38"/>
+          <w:sz w:val="22"/>
+        </w:rPr>
+        <w:t>Replace Values</w:t>
+      </w:r>
+      <w:r>
+        <w:rPr>
+          <w:rFonts w:ascii="Calibri" w:hAnsi="Calibri"/>
+          <w:color w:val="3A3D38"/>
+          <w:sz w:val="22"/>
+        </w:rPr>
+        <w:t xml:space="preserve"> to strip </w:t>
+      </w:r>
+      <w:r>
+        <w:rPr>
+          <w:rFonts w:ascii="Consolas" w:hAnsi="Consolas"/>
+          <w:color w:val="333333"/>
+          <w:sz w:val="22"/>
+        </w:rPr>
+        <w:t>$</w:t>
+      </w:r>
+      <w:r>
+        <w:rPr>
+          <w:rFonts w:ascii="Calibri" w:hAnsi="Calibri"/>
+          <w:color w:val="3A3D38"/>
+          <w:sz w:val="22"/>
+        </w:rPr>
+        <w:t xml:space="preserve"> and </w:t>
+      </w:r>
+      <w:r>
+        <w:rPr>
+          <w:rFonts w:ascii="Consolas" w:hAnsi="Consolas"/>
+          <w:color w:val="333333"/>
+          <w:sz w:val="22"/>
+        </w:rPr>
+        <w:t>,</w:t>
+      </w:r>
+      <w:r>
+        <w:rPr>
+          <w:rFonts w:ascii="Calibri" w:hAnsi="Calibri"/>
+          <w:color w:val="3A3D38"/>
+          <w:sz w:val="22"/>
+        </w:rPr>
+        <w:t xml:space="preserve">, then </w:t>
+      </w:r>
+      <w:r>
+        <w:rPr>
+          <w:rFonts w:ascii="Calibri" w:hAnsi="Calibri"/>
+          <w:b/>
+          <w:color w:val="3A3D38"/>
+          <w:sz w:val="22"/>
+        </w:rPr>
+        <w:t>Change Type</w:t>
+      </w:r>
+      <w:r>
+        <w:rPr>
+          <w:rFonts w:ascii="Calibri" w:hAnsi="Calibri"/>
+          <w:color w:val="3A3D38"/>
+          <w:sz w:val="22"/>
+        </w:rPr>
+        <w:t xml:space="preserve"> — the exact move from Session 1. Then hit </w:t>
+      </w:r>
+      <w:r>
+        <w:rPr>
+          <w:rFonts w:ascii="Calibri" w:hAnsi="Calibri"/>
+          <w:b/>
+          <w:color w:val="3A3D38"/>
+          <w:sz w:val="22"/>
+        </w:rPr>
+        <w:t>Refresh</w:t>
+      </w:r>
+      <w:r>
+        <w:rPr>
+          <w:rFonts w:ascii="Calibri" w:hAnsi="Calibri"/>
+          <w:color w:val="3A3D38"/>
+          <w:sz w:val="22"/>
+        </w:rPr>
+        <w:t>."</w:t>
+      </w:r>
+    </w:p>
+    <w:p>
+      <w:pPr>
+        <w:spacing w:before="160" w:after="40"/>
+      </w:pPr>
+      <w:r>
+        <w:rPr>
+          <w:rFonts w:ascii="Calibri" w:hAnsi="Calibri"/>
+          <w:b/>
+          <w:color w:val="6FA63C"/>
+          <w:sz w:val="25"/>
+        </w:rPr>
+        <w:t>🤝 REGROUP — together (~5 min)</w:t>
       </w:r>
     </w:p>
     <w:p>
@@ -1051,7 +1217,58 @@
           <w:color w:val="101110"/>
           <w:sz w:val="22"/>
         </w:rPr>
-        <w:t>Session 3 already reserves ~20 minutes at the end for learners to start their capstone live while you answer questions. Protect it — it's the single best completion lever in the course.</w:t>
+        <w:t xml:space="preserve">Do the Amount step as a group, then </w:t>
+      </w:r>
+      <w:r>
+        <w:rPr>
+          <w:rFonts w:ascii="Calibri" w:hAnsi="Calibri"/>
+          <w:b/>
+          <w:color w:val="101110"/>
+          <w:sz w:val="22"/>
+        </w:rPr>
+        <w:t>Refresh All</w:t>
+      </w:r>
+      <w:r>
+        <w:rPr>
+          <w:rFonts w:ascii="Calibri" w:hAnsi="Calibri"/>
+          <w:color w:val="101110"/>
+          <w:sz w:val="22"/>
+        </w:rPr>
+        <w:t xml:space="preserve"> together and watch the report update. That refresh is the payoff — let it land.</w:t>
+      </w:r>
+    </w:p>
+    <w:p>
+      <w:pPr>
+        <w:spacing w:after="80"/>
+        <w:ind w:left="360"/>
+        <w:pBdr>
+          <w:left w:val="single" w:sz="24" w:space="8" w:color="B1E882"/>
+        </w:pBdr>
+      </w:pPr>
+      <w:r>
+        <w:rPr>
+          <w:rFonts w:ascii="Calibri" w:hAnsi="Calibri"/>
+          <w:color w:val="3A3D38"/>
+          <w:sz w:val="22"/>
+        </w:rPr>
+        <w:t xml:space="preserve">The </w:t>
+      </w:r>
+      <w:r>
+        <w:rPr>
+          <w:rFonts w:ascii="Calibri" w:hAnsi="Calibri"/>
+          <w:b/>
+          <w:color w:val="3A3D38"/>
+          <w:sz w:val="22"/>
+        </w:rPr>
+        <w:t>capstone</w:t>
+      </w:r>
+      <w:r>
+        <w:rPr>
+          <w:rFonts w:ascii="Calibri" w:hAnsi="Calibri"/>
+          <w:color w:val="3A3D38"/>
+          <w:sz w:val="22"/>
+        </w:rPr>
+        <w:t xml:space="preserve"> is the bigger solo build, done after class. This in‑session practice is just to build the muscle so the capstone feels doable.</w:t>
       </w:r>
     </w:p>
     <w:p>
@@ -1073,7 +1290,7 @@
           <w:color w:val="101110"/>
           <w:sz w:val="30"/>
         </w:rPr>
-        <w:t>A note on pacing</w:t>
+        <w:t>If you're short on time</w:t>
       </w:r>
     </w:p>
     <w:p>
@@ -1086,7 +1303,24 @@
           <w:color w:val="101110"/>
           <w:sz w:val="22"/>
         </w:rPr>
-        <w:t>If you consistently finish early even with these, the fix is more Q&amp;A and more "show me your screen" troubleshooting, not more slides. Hands‑on courses are supposed to breathe. Better to end 5 minutes early than to rush the demo.</w:t>
+        <w:t xml:space="preserve">Trim the optional stretches and shorten Your Turn to ~3 minutes — but </w:t>
+      </w:r>
+      <w:r>
+        <w:rPr>
+          <w:rFonts w:ascii="Calibri" w:hAnsi="Calibri"/>
+          <w:b/>
+          <w:color w:val="101110"/>
+          <w:sz w:val="22"/>
+        </w:rPr>
+        <w:t>never skip the Regroup.</w:t>
+      </w:r>
+      <w:r>
+        <w:rPr>
+          <w:rFonts w:ascii="Calibri" w:hAnsi="Calibri"/>
+          <w:color w:val="101110"/>
+          <w:sz w:val="22"/>
+        </w:rPr>
+        <w:t xml:space="preserve"> Watching it get fixed together is where it actually clicks.</w:t>
       </w:r>
     </w:p>
     <w:sectPr>

--- a/Instructor Notes/In-Session Practice.docx
+++ b/Instructor Notes/In-Session Practice.docx
@@ -13,7 +13,7 @@
           <w:color w:val="6FA63C"/>
           <w:sz w:val="22"/>
         </w:rPr>
-        <w:t>IN-SESSION PRACTICE</w:t>
+        <w:t>SESSION PLAYBOOKS</w:t>
       </w:r>
     </w:p>
     <w:p>
@@ -27,7 +27,7 @@
           <w:color w:val="101110"/>
           <w:sz w:val="44"/>
         </w:rPr>
-        <w:t>In‑Session Practice — Demo, Your Turn, Regroup</w:t>
+        <w:t>Session Playbooks — 90 Minutes, Demo‑Driven</w:t>
       </w:r>
     </w:p>
     <w:p>
@@ -48,7 +48,48 @@
           <w:color w:val="101110"/>
           <w:sz w:val="22"/>
         </w:rPr>
-        <w:t>Every hands‑on moment in this course follows the same three beats, so learners always know whether to watch or to drive:</w:t>
+        <w:t xml:space="preserve">This is the master plan for running each live session. The shape is the same every time and it is </w:t>
+      </w:r>
+      <w:r>
+        <w:rPr>
+          <w:rFonts w:ascii="Calibri" w:hAnsi="Calibri"/>
+          <w:b/>
+          <w:color w:val="101110"/>
+          <w:sz w:val="22"/>
+        </w:rPr>
+        <w:t>mostly hands‑on Excel, not slides</w:t>
+      </w:r>
+      <w:r>
+        <w:rPr>
+          <w:rFonts w:ascii="Calibri" w:hAnsi="Calibri"/>
+          <w:color w:val="101110"/>
+          <w:sz w:val="22"/>
+        </w:rPr>
+        <w:t>:</w:t>
+      </w:r>
+    </w:p>
+    <w:p>
+      <w:pPr>
+        <w:pStyle w:val="ListBullet"/>
+        <w:spacing w:after="40"/>
+        <w:ind w:left="432" w:hanging="259"/>
+      </w:pPr>
+      <w:r>
+        <w:rPr>
+          <w:rFonts w:ascii="Calibri" w:hAnsi="Calibri"/>
+          <w:b/>
+          <w:color w:val="101110"/>
+          <w:sz w:val="22"/>
+        </w:rPr>
+        <w:t>Open on a few slides</w:t>
+      </w:r>
+      <w:r>
+        <w:rPr>
+          <w:rFonts w:ascii="Calibri" w:hAnsi="Calibri"/>
+          <w:color w:val="101110"/>
+          <w:sz w:val="22"/>
+        </w:rPr>
+        <w:t xml:space="preserve"> (~8 min): welcome, agenda, one framing idea. Then switch to Excel.</w:t>
       </w:r>
     </w:p>
     <w:p>
@@ -72,7 +113,7 @@
           <w:color w:val="101110"/>
           <w:sz w:val="22"/>
         </w:rPr>
-        <w:t>DEMO — together.</w:t>
+        <w:t>DEMO — together (~40 min).</w:t>
       </w:r>
       <w:r>
         <w:rPr>
@@ -80,7 +121,7 @@
           <w:color w:val="101110"/>
           <w:sz w:val="22"/>
         </w:rPr>
-        <w:t xml:space="preserve"> You drive, they watch. Narrate every click.</w:t>
+        <w:t xml:space="preserve"> You build the whole thing live while they watch and follow. This is the bulk of the session. Stay in Excel.</w:t>
       </w:r>
     </w:p>
     <w:p>
@@ -104,7 +145,7 @@
           <w:color w:val="101110"/>
           <w:sz w:val="22"/>
         </w:rPr>
-        <w:t>YOUR TURN — on their own.</w:t>
+        <w:t>YOUR TURN — on their own (~22 min).</w:t>
       </w:r>
       <w:r>
         <w:rPr>
@@ -112,7 +153,7 @@
           <w:color w:val="101110"/>
           <w:sz w:val="22"/>
         </w:rPr>
-        <w:t xml:space="preserve"> They try the </w:t>
+        <w:t xml:space="preserve"> They do the </w:t>
       </w:r>
       <w:r>
         <w:rPr>
@@ -129,7 +170,24 @@
           <w:color w:val="101110"/>
           <w:sz w:val="22"/>
         </w:rPr>
-        <w:t xml:space="preserve"> thing on a nearby example. A few minutes; you float and help.</w:t>
+        <w:t xml:space="preserve"> task start‑to‑finish on a </w:t>
+      </w:r>
+      <w:r>
+        <w:rPr>
+          <w:rFonts w:ascii="Calibri" w:hAnsi="Calibri"/>
+          <w:b/>
+          <w:color w:val="101110"/>
+          <w:sz w:val="22"/>
+        </w:rPr>
+        <w:t>brand‑new dataset</w:t>
+      </w:r>
+      <w:r>
+        <w:rPr>
+          <w:rFonts w:ascii="Calibri" w:hAnsi="Calibri"/>
+          <w:color w:val="101110"/>
+          <w:sz w:val="22"/>
+        </w:rPr>
+        <w:t xml:space="preserve"> (provided). You float and help.</w:t>
       </w:r>
     </w:p>
     <w:p>
@@ -153,7 +211,7 @@
           <w:color w:val="101110"/>
           <w:sz w:val="22"/>
         </w:rPr>
-        <w:t>REGROUP — together.</w:t>
+        <w:t>REGROUP — together (~12 min).</w:t>
       </w:r>
       <w:r>
         <w:rPr>
@@ -161,7 +219,31 @@
           <w:color w:val="101110"/>
           <w:sz w:val="22"/>
         </w:rPr>
-        <w:t xml:space="preserve"> You do it again as a group; they check their work and ask questions.</w:t>
+        <w:t xml:space="preserve"> You build the new‑dataset version live; they check their work; you reveal the target numbers.</w:t>
+      </w:r>
+    </w:p>
+    <w:p>
+      <w:pPr>
+        <w:pStyle w:val="ListBullet"/>
+        <w:spacing w:after="40"/>
+        <w:ind w:left="432" w:hanging="259"/>
+      </w:pPr>
+      <w:r>
+        <w:rPr>
+          <w:rFonts w:ascii="Calibri" w:hAnsi="Calibri"/>
+          <w:b/>
+          <w:color w:val="101110"/>
+          <w:sz w:val="22"/>
+        </w:rPr>
+        <w:t>Close on slides</w:t>
+      </w:r>
+      <w:r>
+        <w:rPr>
+          <w:rFonts w:ascii="Calibri" w:hAnsi="Calibri"/>
+          <w:color w:val="101110"/>
+          <w:sz w:val="22"/>
+        </w:rPr>
+        <w:t xml:space="preserve"> (~8 min): key takeaways + what's next.</w:t>
       </w:r>
     </w:p>
     <w:p>
@@ -175,7 +257,23 @@
           <w:color w:val="101110"/>
           <w:sz w:val="22"/>
         </w:rPr>
-        <w:t>Say this to the room up front:</w:t>
+        <w:t>Two rules that keep it smooth:</w:t>
+      </w:r>
+    </w:p>
+    <w:p>
+      <w:pPr>
+        <w:pStyle w:val="ListNumber"/>
+        <w:spacing w:after="40"/>
+        <w:ind w:left="432" w:hanging="259"/>
+      </w:pPr>
+      <w:r>
+        <w:rPr>
+          <w:rFonts w:ascii="Calibri" w:hAnsi="Calibri"/>
+          <w:b/>
+          <w:color w:val="101110"/>
+          <w:sz w:val="22"/>
+        </w:rPr>
+        <w:t>Minimize slide‑flipping.</w:t>
       </w:r>
       <w:r>
         <w:rPr>
@@ -183,16 +281,23 @@
           <w:color w:val="101110"/>
           <w:sz w:val="22"/>
         </w:rPr>
-        <w:t xml:space="preserve"> </w:t>
+        <w:t xml:space="preserve"> Open on slides, then live in Excel for the whole middle (demo → your turn → regroup), then back to slides only to close. Don't bounce.</w:t>
       </w:r>
+    </w:p>
+    <w:p>
+      <w:pPr>
+        <w:pStyle w:val="ListNumber"/>
+        <w:spacing w:after="40"/>
+        <w:ind w:left="432" w:hanging="259"/>
+      </w:pPr>
       <w:r>
         <w:rPr>
           <w:rFonts w:ascii="Calibri" w:hAnsi="Calibri"/>
-          <w:i/>
+          <w:b/>
           <w:color w:val="101110"/>
           <w:sz w:val="22"/>
         </w:rPr>
-        <w:t>"Your Turn never asks you to do anything we didn't just do together — same file, same moves, smaller bite. If you get stuck, no problem, we'll do it together right after."</w:t>
+        <w:t>The Your Turn never needs a new skill.</w:t>
       </w:r>
       <w:r>
         <w:rPr>
@@ -200,7 +305,413 @@
           <w:color w:val="101110"/>
           <w:sz w:val="22"/>
         </w:rPr>
-        <w:t xml:space="preserve"> That one sentence removes the fear.</w:t>
+        <w:t xml:space="preserve"> It's the same moves as the demo, on different data. Tell the room that so nobody freezes.</w:t>
+      </w:r>
+    </w:p>
+    <w:p>
+      <w:pPr>
+        <w:spacing w:before="40" w:after="160"/>
+        <w:pBdr>
+          <w:bottom w:val="single" w:sz="18" w:space="1" w:color="B1E882"/>
+        </w:pBdr>
+      </w:pPr>
+    </w:p>
+    <w:p>
+      <w:pPr>
+        <w:spacing w:after="80"/>
+      </w:pPr>
+      <w:r>
+        <w:rPr>
+          <w:rFonts w:ascii="Calibri" w:hAnsi="Calibri"/>
+          <w:b/>
+          <w:color w:val="101110"/>
+          <w:sz w:val="36"/>
+        </w:rPr>
+        <w:t>Session 1 — Cleaning Data in Power Query (90 min)</w:t>
+      </w:r>
+    </w:p>
+    <w:tbl>
+      <w:tblPr>
+        <w:tblStyle w:val="TableGrid"/>
+        <w:tblW w:type="auto" w:w="0"/>
+        <w:tblLook w:firstColumn="1" w:firstRow="1" w:lastColumn="0" w:lastRow="0" w:noHBand="0" w:noVBand="1" w:val="04A0"/>
+      </w:tblPr>
+      <w:tblGrid>
+        <w:gridCol w:w="3216"/>
+        <w:gridCol w:w="3216"/>
+        <w:gridCol w:w="3216"/>
+      </w:tblGrid>
+      <w:tr>
+        <w:tc>
+          <w:tcPr>
+            <w:tcW w:type="dxa" w:w="3216"/>
+            <w:shd w:val="clear" w:fill="101110"/>
+          </w:tcPr>
+          <w:p>
+            <w:r>
+              <w:rPr>
+                <w:b/>
+                <w:color w:val="FFFFFF"/>
+              </w:rPr>
+            </w:r>
+            <w:r>
+              <w:rPr>
+                <w:rFonts w:ascii="Calibri" w:hAnsi="Calibri"/>
+                <w:b/>
+                <w:color w:val="FFFFFF"/>
+                <w:sz w:val="20"/>
+              </w:rPr>
+              <w:t>Time</w:t>
+            </w:r>
+          </w:p>
+        </w:tc>
+        <w:tc>
+          <w:tcPr>
+            <w:tcW w:type="dxa" w:w="3216"/>
+            <w:shd w:val="clear" w:fill="101110"/>
+          </w:tcPr>
+          <w:p>
+            <w:r>
+              <w:rPr>
+                <w:b/>
+                <w:color w:val="FFFFFF"/>
+              </w:rPr>
+            </w:r>
+            <w:r>
+              <w:rPr>
+                <w:rFonts w:ascii="Calibri" w:hAnsi="Calibri"/>
+                <w:b/>
+                <w:color w:val="FFFFFF"/>
+                <w:sz w:val="20"/>
+              </w:rPr>
+              <w:t>Block</w:t>
+            </w:r>
+          </w:p>
+        </w:tc>
+        <w:tc>
+          <w:tcPr>
+            <w:tcW w:type="dxa" w:w="3216"/>
+            <w:shd w:val="clear" w:fill="101110"/>
+          </w:tcPr>
+          <w:p>
+            <w:r>
+              <w:rPr>
+                <w:b/>
+                <w:color w:val="FFFFFF"/>
+              </w:rPr>
+            </w:r>
+            <w:r>
+              <w:rPr>
+                <w:rFonts w:ascii="Calibri" w:hAnsi="Calibri"/>
+                <w:b/>
+                <w:color w:val="FFFFFF"/>
+                <w:sz w:val="20"/>
+              </w:rPr>
+              <w:t>What happens</w:t>
+            </w:r>
+          </w:p>
+        </w:tc>
+      </w:tr>
+      <w:tr>
+        <w:tc>
+          <w:tcPr>
+            <w:tcW w:type="dxa" w:w="3216"/>
+          </w:tcPr>
+          <w:p>
+            <w:r/>
+            <w:r>
+              <w:rPr>
+                <w:rFonts w:ascii="Calibri" w:hAnsi="Calibri"/>
+                <w:color w:val="101110"/>
+                <w:sz w:val="20"/>
+              </w:rPr>
+              <w:t>0:00</w:t>
+            </w:r>
+          </w:p>
+        </w:tc>
+        <w:tc>
+          <w:tcPr>
+            <w:tcW w:type="dxa" w:w="3216"/>
+          </w:tcPr>
+          <w:p>
+            <w:r/>
+            <w:r>
+              <w:rPr>
+                <w:rFonts w:ascii="Calibri" w:hAnsi="Calibri"/>
+                <w:color w:val="101110"/>
+                <w:sz w:val="20"/>
+              </w:rPr>
+              <w:t>Open (slides)</w:t>
+            </w:r>
+          </w:p>
+        </w:tc>
+        <w:tc>
+          <w:tcPr>
+            <w:tcW w:type="dxa" w:w="3216"/>
+          </w:tcPr>
+          <w:p>
+            <w:r/>
+            <w:r>
+              <w:rPr>
+                <w:rFonts w:ascii="Calibri" w:hAnsi="Calibri"/>
+                <w:color w:val="101110"/>
+                <w:sz w:val="20"/>
+              </w:rPr>
+              <w:t>Welcome, agenda, "connect don't paste." → switch to Excel</w:t>
+            </w:r>
+          </w:p>
+        </w:tc>
+      </w:tr>
+      <w:tr>
+        <w:tc>
+          <w:tcPr>
+            <w:tcW w:type="dxa" w:w="3216"/>
+          </w:tcPr>
+          <w:p>
+            <w:r/>
+            <w:r>
+              <w:rPr>
+                <w:rFonts w:ascii="Calibri" w:hAnsi="Calibri"/>
+                <w:color w:val="101110"/>
+                <w:sz w:val="20"/>
+              </w:rPr>
+              <w:t>0:08</w:t>
+            </w:r>
+          </w:p>
+        </w:tc>
+        <w:tc>
+          <w:tcPr>
+            <w:tcW w:type="dxa" w:w="3216"/>
+          </w:tcPr>
+          <w:p>
+            <w:r/>
+            <w:r>
+              <w:rPr>
+                <w:rFonts w:ascii="Calibri" w:hAnsi="Calibri"/>
+                <w:color w:val="101110"/>
+                <w:sz w:val="20"/>
+              </w:rPr>
+              <w:t>🎬 Demo</w:t>
+            </w:r>
+          </w:p>
+        </w:tc>
+        <w:tc>
+          <w:tcPr>
+            <w:tcW w:type="dxa" w:w="3216"/>
+          </w:tcPr>
+          <w:p>
+            <w:r/>
+            <w:r>
+              <w:rPr>
+                <w:rFonts w:ascii="Calibri" w:hAnsi="Calibri"/>
+                <w:color w:val="101110"/>
+                <w:sz w:val="20"/>
+              </w:rPr>
+              <w:t xml:space="preserve">Clean </w:t>
+            </w:r>
+            <w:r>
+              <w:rPr>
+                <w:rFonts w:ascii="Consolas" w:hAnsi="Consolas"/>
+                <w:color w:val="333333"/>
+                <w:sz w:val="20"/>
+              </w:rPr>
+              <w:t>regional-sales-RAW.csv</w:t>
+            </w:r>
+            <w:r>
+              <w:rPr>
+                <w:rFonts w:ascii="Calibri" w:hAnsi="Calibri"/>
+                <w:color w:val="101110"/>
+                <w:sz w:val="20"/>
+              </w:rPr>
+              <w:t xml:space="preserve"> end to end (below)</w:t>
+            </w:r>
+          </w:p>
+        </w:tc>
+      </w:tr>
+      <w:tr>
+        <w:tc>
+          <w:tcPr>
+            <w:tcW w:type="dxa" w:w="3216"/>
+          </w:tcPr>
+          <w:p>
+            <w:r/>
+            <w:r>
+              <w:rPr>
+                <w:rFonts w:ascii="Calibri" w:hAnsi="Calibri"/>
+                <w:color w:val="101110"/>
+                <w:sz w:val="20"/>
+              </w:rPr>
+              <w:t>0:48</w:t>
+            </w:r>
+          </w:p>
+        </w:tc>
+        <w:tc>
+          <w:tcPr>
+            <w:tcW w:type="dxa" w:w="3216"/>
+          </w:tcPr>
+          <w:p>
+            <w:r/>
+            <w:r>
+              <w:rPr>
+                <w:rFonts w:ascii="Calibri" w:hAnsi="Calibri"/>
+                <w:color w:val="101110"/>
+                <w:sz w:val="20"/>
+              </w:rPr>
+              <w:t>✋ Your Turn</w:t>
+            </w:r>
+          </w:p>
+        </w:tc>
+        <w:tc>
+          <w:tcPr>
+            <w:tcW w:type="dxa" w:w="3216"/>
+          </w:tcPr>
+          <w:p>
+            <w:r/>
+            <w:r>
+              <w:rPr>
+                <w:rFonts w:ascii="Calibri" w:hAnsi="Calibri"/>
+                <w:color w:val="101110"/>
+                <w:sz w:val="20"/>
+              </w:rPr>
+              <w:t xml:space="preserve">Clean </w:t>
+            </w:r>
+            <w:r>
+              <w:rPr>
+                <w:rFonts w:ascii="Consolas" w:hAnsi="Consolas"/>
+                <w:color w:val="333333"/>
+                <w:sz w:val="20"/>
+              </w:rPr>
+              <w:t>expense-reimbursements-RAW.csv</w:t>
+            </w:r>
+            <w:r>
+              <w:rPr>
+                <w:rFonts w:ascii="Calibri" w:hAnsi="Calibri"/>
+                <w:color w:val="101110"/>
+                <w:sz w:val="20"/>
+              </w:rPr>
+              <w:t xml:space="preserve"> on your own</w:t>
+            </w:r>
+          </w:p>
+        </w:tc>
+      </w:tr>
+      <w:tr>
+        <w:tc>
+          <w:tcPr>
+            <w:tcW w:type="dxa" w:w="3216"/>
+          </w:tcPr>
+          <w:p>
+            <w:r/>
+            <w:r>
+              <w:rPr>
+                <w:rFonts w:ascii="Calibri" w:hAnsi="Calibri"/>
+                <w:color w:val="101110"/>
+                <w:sz w:val="20"/>
+              </w:rPr>
+              <w:t>1:10</w:t>
+            </w:r>
+          </w:p>
+        </w:tc>
+        <w:tc>
+          <w:tcPr>
+            <w:tcW w:type="dxa" w:w="3216"/>
+          </w:tcPr>
+          <w:p>
+            <w:r/>
+            <w:r>
+              <w:rPr>
+                <w:rFonts w:ascii="Calibri" w:hAnsi="Calibri"/>
+                <w:color w:val="101110"/>
+                <w:sz w:val="20"/>
+              </w:rPr>
+              <w:t>🤝 Regroup</w:t>
+            </w:r>
+          </w:p>
+        </w:tc>
+        <w:tc>
+          <w:tcPr>
+            <w:tcW w:type="dxa" w:w="3216"/>
+          </w:tcPr>
+          <w:p>
+            <w:r/>
+            <w:r>
+              <w:rPr>
+                <w:rFonts w:ascii="Calibri" w:hAnsi="Calibri"/>
+                <w:color w:val="101110"/>
+                <w:sz w:val="20"/>
+              </w:rPr>
+              <w:t>Build the expense clean together; check the numbers</w:t>
+            </w:r>
+          </w:p>
+        </w:tc>
+      </w:tr>
+      <w:tr>
+        <w:tc>
+          <w:tcPr>
+            <w:tcW w:type="dxa" w:w="3216"/>
+          </w:tcPr>
+          <w:p>
+            <w:r/>
+            <w:r>
+              <w:rPr>
+                <w:rFonts w:ascii="Calibri" w:hAnsi="Calibri"/>
+                <w:color w:val="101110"/>
+                <w:sz w:val="20"/>
+              </w:rPr>
+              <w:t>1:22</w:t>
+            </w:r>
+          </w:p>
+        </w:tc>
+        <w:tc>
+          <w:tcPr>
+            <w:tcW w:type="dxa" w:w="3216"/>
+          </w:tcPr>
+          <w:p>
+            <w:r/>
+            <w:r>
+              <w:rPr>
+                <w:rFonts w:ascii="Calibri" w:hAnsi="Calibri"/>
+                <w:color w:val="101110"/>
+                <w:sz w:val="20"/>
+              </w:rPr>
+              <w:t>Close (slides)</w:t>
+            </w:r>
+          </w:p>
+        </w:tc>
+        <w:tc>
+          <w:tcPr>
+            <w:tcW w:type="dxa" w:w="3216"/>
+          </w:tcPr>
+          <w:p>
+            <w:r/>
+            <w:r>
+              <w:rPr>
+                <w:rFonts w:ascii="Calibri" w:hAnsi="Calibri"/>
+                <w:color w:val="101110"/>
+                <w:sz w:val="20"/>
+              </w:rPr>
+              <w:t>Key takeaways; what's next</w:t>
+            </w:r>
+          </w:p>
+        </w:tc>
+      </w:tr>
+    </w:tbl>
+    <w:p>
+      <w:pPr>
+        <w:spacing w:after="80"/>
+      </w:pPr>
+    </w:p>
+    <w:p>
+      <w:pPr>
+        <w:spacing w:before="160" w:after="40"/>
+      </w:pPr>
+      <w:r>
+        <w:rPr>
+          <w:rFonts w:ascii="Calibri" w:hAnsi="Calibri"/>
+          <w:b/>
+          <w:color w:val="6FA63C"/>
+          <w:sz w:val="25"/>
+        </w:rPr>
+        <w:t>🎬 DEMO (~40 min) — `Session 1 .../Data/regional-sales-RAW.csv`</w:t>
       </w:r>
     </w:p>
     <w:p>
@@ -213,16 +724,16 @@
           <w:color w:val="101110"/>
           <w:sz w:val="22"/>
         </w:rPr>
-        <w:t xml:space="preserve">Each Your Turn below uses </w:t>
+        <w:t xml:space="preserve">Build the full clean live. Narrate the </w:t>
       </w:r>
       <w:r>
         <w:rPr>
           <w:rFonts w:ascii="Calibri" w:hAnsi="Calibri"/>
-          <w:b/>
+          <w:i/>
           <w:color w:val="101110"/>
           <w:sz w:val="22"/>
         </w:rPr>
-        <w:t>only moves from the demo right before it.</w:t>
+        <w:t>why</w:t>
       </w:r>
       <w:r>
         <w:rPr>
@@ -230,72 +741,7 @@
           <w:color w:val="101110"/>
           <w:sz w:val="22"/>
         </w:rPr>
-        <w:t xml:space="preserve"> Nothing new.</w:t>
-      </w:r>
-    </w:p>
-    <w:p>
-      <w:pPr>
-        <w:spacing w:before="40" w:after="160"/>
-        <w:pBdr>
-          <w:bottom w:val="single" w:sz="18" w:space="1" w:color="B1E882"/>
-        </w:pBdr>
-      </w:pPr>
-    </w:p>
-    <w:p>
-      <w:pPr>
-        <w:spacing w:before="200" w:after="60"/>
-      </w:pPr>
-      <w:r>
-        <w:rPr>
-          <w:rFonts w:ascii="Calibri" w:hAnsi="Calibri"/>
-          <w:b/>
-          <w:color w:val="101110"/>
-          <w:sz w:val="30"/>
-        </w:rPr>
-        <w:t>Session 1 — Cleaning data in Power Query</w:t>
-      </w:r>
-    </w:p>
-    <w:p>
-      <w:pPr>
-        <w:spacing w:before="160" w:after="40"/>
-      </w:pPr>
-      <w:r>
-        <w:rPr>
-          <w:rFonts w:ascii="Calibri" w:hAnsi="Calibri"/>
-          <w:b/>
-          <w:color w:val="6FA63C"/>
-          <w:sz w:val="25"/>
-        </w:rPr>
-        <w:t>🎬 DEMO — together (~8 min)</w:t>
-      </w:r>
-    </w:p>
-    <w:p>
-      <w:pPr>
-        <w:spacing w:after="120"/>
-      </w:pPr>
-      <w:r>
-        <w:rPr>
-          <w:rFonts w:ascii="Calibri" w:hAnsi="Calibri"/>
-          <w:color w:val="101110"/>
-          <w:sz w:val="22"/>
-        </w:rPr>
-        <w:t xml:space="preserve">On </w:t>
-      </w:r>
-      <w:r>
-        <w:rPr>
-          <w:rFonts w:ascii="Consolas" w:hAnsi="Consolas"/>
-          <w:color w:val="333333"/>
-          <w:sz w:val="22"/>
-        </w:rPr>
-        <w:t>regional-sales-RAW.csv</w:t>
-      </w:r>
-      <w:r>
-        <w:rPr>
-          <w:rFonts w:ascii="Calibri" w:hAnsi="Calibri"/>
-          <w:color w:val="101110"/>
-          <w:sz w:val="22"/>
-        </w:rPr>
-        <w:t>:</w:t>
+        <w:t xml:space="preserve"> at each step; don't rush.</w:t>
       </w:r>
     </w:p>
     <w:p>
@@ -307,11 +753,43 @@
       <w:r>
         <w:rPr>
           <w:rFonts w:ascii="Calibri" w:hAnsi="Calibri"/>
+          <w:b/>
           <w:color w:val="101110"/>
           <w:sz w:val="22"/>
         </w:rPr>
-        <w:t xml:space="preserve">Connect: </w:t>
+        <w:t>Look at the mess first</w:t>
       </w:r>
+      <w:r>
+        <w:rPr>
+          <w:rFonts w:ascii="Calibri" w:hAnsi="Calibri"/>
+          <w:color w:val="101110"/>
+          <w:sz w:val="22"/>
+        </w:rPr>
+        <w:t xml:space="preserve"> (~3 min). Scroll the raw file. Ask the room to name problems: junk rows, a TOTAL row, mixed dates, 19 region spellings, </w:t>
+      </w:r>
+      <w:r>
+        <w:rPr>
+          <w:rFonts w:ascii="Consolas" w:hAnsi="Consolas"/>
+          <w:color w:val="333333"/>
+          <w:sz w:val="22"/>
+        </w:rPr>
+        <w:t>$</w:t>
+      </w:r>
+      <w:r>
+        <w:rPr>
+          <w:rFonts w:ascii="Calibri" w:hAnsi="Calibri"/>
+          <w:color w:val="101110"/>
+          <w:sz w:val="22"/>
+        </w:rPr>
+        <w:t>‑text revenue, text quantities, dupes, blanks.</w:t>
+      </w:r>
+    </w:p>
+    <w:p>
+      <w:pPr>
+        <w:pStyle w:val="ListNumber"/>
+        <w:spacing w:after="40"/>
+        <w:ind w:left="432" w:hanging="259"/>
+      </w:pPr>
       <w:r>
         <w:rPr>
           <w:rFonts w:ascii="Calibri" w:hAnsi="Calibri"/>
@@ -319,7 +797,7 @@
           <w:color w:val="101110"/>
           <w:sz w:val="22"/>
         </w:rPr>
-        <w:t>Get Data ▸ From Text/CSV ▸ Transform Data</w:t>
+        <w:t>Connect</w:t>
       </w:r>
       <w:r>
         <w:rPr>
@@ -327,7 +805,7 @@
           <w:color w:val="101110"/>
           <w:sz w:val="22"/>
         </w:rPr>
-        <w:t xml:space="preserve"> (don't paste).</w:t>
+        <w:t xml:space="preserve"> — Get Data ▸ From Text/CSV ▸ Transform Data. ("Connect, don't paste — so it refreshes.")</w:t>
       </w:r>
     </w:p>
     <w:p>
@@ -351,24 +829,7 @@
           <w:color w:val="101110"/>
           <w:sz w:val="22"/>
         </w:rPr>
-        <w:t xml:space="preserve"> at the top; </w:t>
-      </w:r>
-      <w:r>
-        <w:rPr>
-          <w:rFonts w:ascii="Calibri" w:hAnsi="Calibri"/>
-          <w:b/>
-          <w:color w:val="101110"/>
-          <w:sz w:val="22"/>
-        </w:rPr>
-        <w:t>Use First Row as Headers</w:t>
-      </w:r>
-      <w:r>
-        <w:rPr>
-          <w:rFonts w:ascii="Calibri" w:hAnsi="Calibri"/>
-          <w:color w:val="101110"/>
-          <w:sz w:val="22"/>
-        </w:rPr>
-        <w:t>.</w:t>
+        <w:t>; Use First Row as Headers.</w:t>
       </w:r>
     </w:p>
     <w:p>
@@ -384,7 +845,7 @@
           <w:color w:val="101110"/>
           <w:sz w:val="22"/>
         </w:rPr>
-        <w:t>Trim</w:t>
+        <w:t>Trim + Clean</w:t>
       </w:r>
       <w:r>
         <w:rPr>
@@ -392,7 +853,7 @@
           <w:color w:val="101110"/>
           <w:sz w:val="22"/>
         </w:rPr>
-        <w:t xml:space="preserve"> the text columns.</w:t>
+        <w:t xml:space="preserve"> the text columns (Region, Sales Rep, Product).</w:t>
       </w:r>
     </w:p>
     <w:p>
@@ -404,10 +865,19 @@
       <w:r>
         <w:rPr>
           <w:rFonts w:ascii="Calibri" w:hAnsi="Calibri"/>
+          <w:b/>
           <w:color w:val="101110"/>
           <w:sz w:val="22"/>
         </w:rPr>
-        <w:t xml:space="preserve">Fix the </w:t>
+        <w:t>Standardize Region with AI</w:t>
+      </w:r>
+      <w:r>
+        <w:rPr>
+          <w:rFonts w:ascii="Calibri" w:hAnsi="Calibri"/>
+          <w:color w:val="101110"/>
+          <w:sz w:val="22"/>
+        </w:rPr>
+        <w:t xml:space="preserve"> (~7 min, the centerpiece). Paste the messy region values into your AI assistant; ask for an M step that maps them all to North/South/East/West. </w:t>
       </w:r>
       <w:r>
         <w:rPr>
@@ -416,7 +886,7 @@
           <w:color w:val="101110"/>
           <w:sz w:val="22"/>
         </w:rPr>
-        <w:t>Revenue</w:t>
+        <w:t>Read the code aloud and decide whether to trust it</w:t>
       </w:r>
       <w:r>
         <w:rPr>
@@ -424,8 +894,15 @@
           <w:color w:val="101110"/>
           <w:sz w:val="22"/>
         </w:rPr>
-        <w:t xml:space="preserve"> column: </w:t>
+        <w:t xml:space="preserve"> before pasting into the Advanced Editor. This is the modeling moment for the whole course.</w:t>
       </w:r>
+    </w:p>
+    <w:p>
+      <w:pPr>
+        <w:pStyle w:val="ListNumber"/>
+        <w:spacing w:after="40"/>
+        <w:ind w:left="432" w:hanging="259"/>
+      </w:pPr>
       <w:r>
         <w:rPr>
           <w:rFonts w:ascii="Calibri" w:hAnsi="Calibri"/>
@@ -433,7 +910,7 @@
           <w:color w:val="101110"/>
           <w:sz w:val="22"/>
         </w:rPr>
-        <w:t>Replace Values</w:t>
+        <w:t>Fix Sales Rep</w:t>
       </w:r>
       <w:r>
         <w:rPr>
@@ -441,7 +918,87 @@
           <w:color w:val="101110"/>
           <w:sz w:val="22"/>
         </w:rPr>
-        <w:t xml:space="preserve"> to remove </w:t>
+        <w:t xml:space="preserve"> — </w:t>
+      </w:r>
+      <w:r>
+        <w:rPr>
+          <w:rFonts w:ascii="Consolas" w:hAnsi="Consolas"/>
+          <w:color w:val="333333"/>
+          <w:sz w:val="22"/>
+        </w:rPr>
+        <w:t>Last, First</w:t>
+      </w:r>
+      <w:r>
+        <w:rPr>
+          <w:rFonts w:ascii="Calibri" w:hAnsi="Calibri"/>
+          <w:color w:val="101110"/>
+          <w:sz w:val="22"/>
+        </w:rPr>
+        <w:t xml:space="preserve"> → </w:t>
+      </w:r>
+      <w:r>
+        <w:rPr>
+          <w:rFonts w:ascii="Consolas" w:hAnsi="Consolas"/>
+          <w:color w:val="333333"/>
+          <w:sz w:val="22"/>
+        </w:rPr>
+        <w:t>First Last</w:t>
+      </w:r>
+      <w:r>
+        <w:rPr>
+          <w:rFonts w:ascii="Calibri" w:hAnsi="Calibri"/>
+          <w:color w:val="101110"/>
+          <w:sz w:val="22"/>
+        </w:rPr>
+        <w:t xml:space="preserve"> via Column From Examples.</w:t>
+      </w:r>
+    </w:p>
+    <w:p>
+      <w:pPr>
+        <w:pStyle w:val="ListNumber"/>
+        <w:spacing w:after="40"/>
+        <w:ind w:left="432" w:hanging="259"/>
+      </w:pPr>
+      <w:r>
+        <w:rPr>
+          <w:rFonts w:ascii="Calibri" w:hAnsi="Calibri"/>
+          <w:b/>
+          <w:color w:val="101110"/>
+          <w:sz w:val="22"/>
+        </w:rPr>
+        <w:t>Proper‑case Product</w:t>
+      </w:r>
+      <w:r>
+        <w:rPr>
+          <w:rFonts w:ascii="Calibri" w:hAnsi="Calibri"/>
+          <w:color w:val="101110"/>
+          <w:sz w:val="22"/>
+        </w:rPr>
+        <w:t xml:space="preserve"> (Transform ▸ Format ▸ Capitalize Each Word).</w:t>
+      </w:r>
+    </w:p>
+    <w:p>
+      <w:pPr>
+        <w:pStyle w:val="ListNumber"/>
+        <w:spacing w:after="40"/>
+        <w:ind w:left="432" w:hanging="259"/>
+      </w:pPr>
+      <w:r>
+        <w:rPr>
+          <w:rFonts w:ascii="Calibri" w:hAnsi="Calibri"/>
+          <w:b/>
+          <w:color w:val="101110"/>
+          <w:sz w:val="22"/>
+        </w:rPr>
+        <w:t>Revenue → number</w:t>
+      </w:r>
+      <w:r>
+        <w:rPr>
+          <w:rFonts w:ascii="Calibri" w:hAnsi="Calibri"/>
+          <w:color w:val="101110"/>
+          <w:sz w:val="22"/>
+        </w:rPr>
+        <w:t xml:space="preserve"> — Replace Values to strip </w:t>
       </w:r>
       <w:r>
         <w:rPr>
@@ -473,8 +1030,15 @@
           <w:color w:val="101110"/>
           <w:sz w:val="22"/>
         </w:rPr>
-        <w:t xml:space="preserve">, then </w:t>
+        <w:t>, then Change Type → Decimal.</w:t>
       </w:r>
+    </w:p>
+    <w:p>
+      <w:pPr>
+        <w:pStyle w:val="ListNumber"/>
+        <w:spacing w:after="40"/>
+        <w:ind w:left="432" w:hanging="259"/>
+      </w:pPr>
       <w:r>
         <w:rPr>
           <w:rFonts w:ascii="Calibri" w:hAnsi="Calibri"/>
@@ -482,7 +1046,7 @@
           <w:color w:val="101110"/>
           <w:sz w:val="22"/>
         </w:rPr>
-        <w:t>Change Type → Decimal Number</w:t>
+        <w:t>Quantity → whole number</w:t>
       </w:r>
       <w:r>
         <w:rPr>
@@ -490,102 +1054,7 @@
           <w:color w:val="101110"/>
           <w:sz w:val="22"/>
         </w:rPr>
-        <w:t>.</w:t>
-      </w:r>
-    </w:p>
-    <w:p>
-      <w:pPr>
-        <w:spacing w:after="120"/>
-      </w:pPr>
-      <w:r>
-        <w:rPr>
-          <w:rFonts w:ascii="Calibri" w:hAnsi="Calibri"/>
-          <w:color w:val="101110"/>
-          <w:sz w:val="22"/>
-        </w:rPr>
-        <w:t xml:space="preserve">Narrate each click. Finish by pointing at the </w:t>
-      </w:r>
-      <w:r>
-        <w:rPr>
-          <w:rFonts w:ascii="Calibri" w:hAnsi="Calibri"/>
-          <w:b/>
-          <w:color w:val="101110"/>
-          <w:sz w:val="22"/>
-        </w:rPr>
-        <w:t>Applied Steps</w:t>
-      </w:r>
-      <w:r>
-        <w:rPr>
-          <w:rFonts w:ascii="Calibri" w:hAnsi="Calibri"/>
-          <w:color w:val="101110"/>
-          <w:sz w:val="22"/>
-        </w:rPr>
-        <w:t xml:space="preserve"> list: "that's our workflow, recorded."</w:t>
-      </w:r>
-    </w:p>
-    <w:p>
-      <w:pPr>
-        <w:spacing w:before="160" w:after="40"/>
-      </w:pPr>
-      <w:r>
-        <w:rPr>
-          <w:rFonts w:ascii="Calibri" w:hAnsi="Calibri"/>
-          <w:b/>
-          <w:color w:val="6FA63C"/>
-          <w:sz w:val="25"/>
-        </w:rPr>
-        <w:t>✋ YOUR TURN — on your own (~5 min)</w:t>
-      </w:r>
-    </w:p>
-    <w:p>
-      <w:pPr>
-        <w:spacing w:after="80"/>
-        <w:ind w:left="360"/>
-        <w:pBdr>
-          <w:left w:val="single" w:sz="24" w:space="8" w:color="B1E882"/>
-        </w:pBdr>
-      </w:pPr>
-      <w:r>
-        <w:rPr>
-          <w:rFonts w:ascii="Calibri" w:hAnsi="Calibri"/>
-          <w:color w:val="3A3D38"/>
-          <w:sz w:val="22"/>
-        </w:rPr>
-        <w:t xml:space="preserve">"Now you fix the </w:t>
-      </w:r>
-      <w:r>
-        <w:rPr>
-          <w:rFonts w:ascii="Calibri" w:hAnsi="Calibri"/>
-          <w:b/>
-          <w:color w:val="3A3D38"/>
-          <w:sz w:val="22"/>
-        </w:rPr>
-        <w:t>Quantity</w:t>
-      </w:r>
-      <w:r>
-        <w:rPr>
-          <w:rFonts w:ascii="Calibri" w:hAnsi="Calibri"/>
-          <w:color w:val="3A3D38"/>
-          <w:sz w:val="22"/>
-        </w:rPr>
-        <w:t xml:space="preserve"> column, the exact same way I just did Revenue: </w:t>
-      </w:r>
-      <w:r>
-        <w:rPr>
-          <w:rFonts w:ascii="Calibri" w:hAnsi="Calibri"/>
-          <w:b/>
-          <w:color w:val="3A3D38"/>
-          <w:sz w:val="22"/>
-        </w:rPr>
-        <w:t>Change Type → Whole Number.</w:t>
-      </w:r>
-      <w:r>
-        <w:rPr>
-          <w:rFonts w:ascii="Calibri" w:hAnsi="Calibri"/>
-          <w:color w:val="3A3D38"/>
-          <w:sz w:val="22"/>
-        </w:rPr>
-        <w:t xml:space="preserve"> One cell says </w:t>
+        <w:t xml:space="preserve">; the </w:t>
       </w:r>
       <w:r>
         <w:rPr>
@@ -598,159 +1067,10 @@
       <w:r>
         <w:rPr>
           <w:rFonts w:ascii="Calibri" w:hAnsi="Calibri"/>
-          <w:color w:val="3A3D38"/>
-          <w:sz w:val="22"/>
-        </w:rPr>
-        <w:t xml:space="preserve"> and will error — use </w:t>
-      </w:r>
-      <w:r>
-        <w:rPr>
-          <w:rFonts w:ascii="Calibri" w:hAnsi="Calibri"/>
-          <w:b/>
-          <w:color w:val="3A3D38"/>
-          <w:sz w:val="22"/>
-        </w:rPr>
-        <w:t>Remove Errors</w:t>
-      </w:r>
-      <w:r>
-        <w:rPr>
-          <w:rFonts w:ascii="Calibri" w:hAnsi="Calibri"/>
-          <w:color w:val="3A3D38"/>
-          <w:sz w:val="22"/>
-        </w:rPr>
-        <w:t>, just like we handled the messy value. That's the whole task."</w:t>
-      </w:r>
-    </w:p>
-    <w:p>
-      <w:pPr>
-        <w:spacing w:after="120"/>
-      </w:pPr>
-      <w:r>
-        <w:rPr>
-          <w:rFonts w:ascii="Calibri" w:hAnsi="Calibri"/>
           <w:color w:val="101110"/>
           <w:sz w:val="22"/>
         </w:rPr>
-        <w:t>Only moves from the demo: change type + remove errors. Float and reassure.</w:t>
-      </w:r>
-    </w:p>
-    <w:p>
-      <w:pPr>
-        <w:spacing w:before="160" w:after="40"/>
-      </w:pPr>
-      <w:r>
-        <w:rPr>
-          <w:rFonts w:ascii="Calibri" w:hAnsi="Calibri"/>
-          <w:b/>
-          <w:color w:val="6FA63C"/>
-          <w:sz w:val="25"/>
-        </w:rPr>
-        <w:t>🤝 REGROUP — together (~4 min)</w:t>
-      </w:r>
-    </w:p>
-    <w:p>
-      <w:pPr>
-        <w:spacing w:after="120"/>
-      </w:pPr>
-      <w:r>
-        <w:rPr>
-          <w:rFonts w:ascii="Calibri" w:hAnsi="Calibri"/>
-          <w:color w:val="101110"/>
-          <w:sz w:val="22"/>
-        </w:rPr>
-        <w:t>Do the Quantity column as a group. Show the error appear, then Remove Errors fix it. Ask: "Did everyone's row count drop by one? Perfect." Take questions.</w:t>
-      </w:r>
-    </w:p>
-    <w:p>
-      <w:pPr>
-        <w:spacing w:after="80"/>
-        <w:ind w:left="360"/>
-        <w:pBdr>
-          <w:left w:val="single" w:sz="24" w:space="8" w:color="B1E882"/>
-        </w:pBdr>
-      </w:pPr>
-      <w:r>
-        <w:rPr>
-          <w:rFonts w:ascii="Calibri" w:hAnsi="Calibri"/>
-          <w:b/>
-          <w:color w:val="3A3D38"/>
-          <w:sz w:val="22"/>
-        </w:rPr>
-        <w:t>Optional stretch (only if the room is flying):</w:t>
-      </w:r>
-      <w:r>
-        <w:rPr>
-          <w:rFonts w:ascii="Calibri" w:hAnsi="Calibri"/>
-          <w:color w:val="3A3D38"/>
-          <w:sz w:val="22"/>
-        </w:rPr>
-        <w:t xml:space="preserve"> Trim and Proper‑case the Product column too — same Format menu. Totally optional.</w:t>
-      </w:r>
-    </w:p>
-    <w:p>
-      <w:pPr>
-        <w:spacing w:before="40" w:after="160"/>
-        <w:pBdr>
-          <w:bottom w:val="single" w:sz="18" w:space="1" w:color="B1E882"/>
-        </w:pBdr>
-      </w:pPr>
-    </w:p>
-    <w:p>
-      <w:pPr>
-        <w:spacing w:before="200" w:after="60"/>
-      </w:pPr>
-      <w:r>
-        <w:rPr>
-          <w:rFonts w:ascii="Calibri" w:hAnsi="Calibri"/>
-          <w:b/>
-          <w:color w:val="101110"/>
-          <w:sz w:val="30"/>
-        </w:rPr>
-        <w:t>Session 2 — Writing a formula with AI</w:t>
-      </w:r>
-    </w:p>
-    <w:p>
-      <w:pPr>
-        <w:spacing w:before="160" w:after="40"/>
-      </w:pPr>
-      <w:r>
-        <w:rPr>
-          <w:rFonts w:ascii="Calibri" w:hAnsi="Calibri"/>
-          <w:b/>
-          <w:color w:val="6FA63C"/>
-          <w:sz w:val="25"/>
-        </w:rPr>
-        <w:t>🎬 DEMO — together (~8 min)</w:t>
-      </w:r>
-    </w:p>
-    <w:p>
-      <w:pPr>
-        <w:spacing w:after="120"/>
-      </w:pPr>
-      <w:r>
-        <w:rPr>
-          <w:rFonts w:ascii="Calibri" w:hAnsi="Calibri"/>
-          <w:color w:val="101110"/>
-          <w:sz w:val="22"/>
-        </w:rPr>
-        <w:t xml:space="preserve">On the </w:t>
-      </w:r>
-      <w:r>
-        <w:rPr>
-          <w:rFonts w:ascii="Calibri" w:hAnsi="Calibri"/>
-          <w:b/>
-          <w:color w:val="101110"/>
-          <w:sz w:val="22"/>
-        </w:rPr>
-        <w:t>BudgetActual</w:t>
-      </w:r>
-      <w:r>
-        <w:rPr>
-          <w:rFonts w:ascii="Calibri" w:hAnsi="Calibri"/>
-          <w:color w:val="101110"/>
-          <w:sz w:val="22"/>
-        </w:rPr>
-        <w:t xml:space="preserve"> table:</w:t>
+        <w:t xml:space="preserve"> cell errors → Remove Errors (pause: "in real life I'd investigate, not just drop").</w:t>
       </w:r>
     </w:p>
     <w:p>
@@ -762,10 +1082,19 @@
       <w:r>
         <w:rPr>
           <w:rFonts w:ascii="Calibri" w:hAnsi="Calibri"/>
+          <w:b/>
           <w:color w:val="101110"/>
           <w:sz w:val="22"/>
         </w:rPr>
-        <w:t xml:space="preserve">Add a </w:t>
+        <w:t>Remove the TOTAL row</w:t>
+      </w:r>
+      <w:r>
+        <w:rPr>
+          <w:rFonts w:ascii="Calibri" w:hAnsi="Calibri"/>
+          <w:color w:val="101110"/>
+          <w:sz w:val="22"/>
+        </w:rPr>
+        <w:t xml:space="preserve"> (filter blank Order ID) and </w:t>
       </w:r>
       <w:r>
         <w:rPr>
@@ -774,23 +1103,7 @@
           <w:color w:val="101110"/>
           <w:sz w:val="22"/>
         </w:rPr>
-        <w:t>Variance</w:t>
-      </w:r>
-      <w:r>
-        <w:rPr>
-          <w:rFonts w:ascii="Calibri" w:hAnsi="Calibri"/>
-          <w:color w:val="101110"/>
-          <w:sz w:val="22"/>
-        </w:rPr>
-        <w:t xml:space="preserve"> column: </w:t>
-      </w:r>
-      <w:r>
-        <w:rPr>
-          <w:rFonts w:ascii="Consolas" w:hAnsi="Consolas"/>
-          <w:color w:val="333333"/>
-          <w:sz w:val="22"/>
-        </w:rPr>
-        <w:t>= [@Actual] - [@Budget]</w:t>
+        <w:t>Remove Duplicates</w:t>
       </w:r>
       <w:r>
         <w:rPr>
@@ -810,10 +1123,774 @@
       <w:r>
         <w:rPr>
           <w:rFonts w:ascii="Calibri" w:hAnsi="Calibri"/>
+          <w:b/>
           <w:color w:val="101110"/>
           <w:sz w:val="22"/>
         </w:rPr>
-        <w:t xml:space="preserve">Ask your AI assistant for a </w:t>
+        <w:t>Order Date → Date</w:t>
+      </w:r>
+      <w:r>
+        <w:rPr>
+          <w:rFonts w:ascii="Calibri" w:hAnsi="Calibri"/>
+          <w:color w:val="101110"/>
+          <w:sz w:val="22"/>
+        </w:rPr>
+        <w:t xml:space="preserve"> type.</w:t>
+      </w:r>
+    </w:p>
+    <w:p>
+      <w:pPr>
+        <w:pStyle w:val="ListNumber"/>
+        <w:spacing w:after="40"/>
+        <w:ind w:left="432" w:hanging="259"/>
+      </w:pPr>
+      <w:r>
+        <w:rPr>
+          <w:rFonts w:ascii="Calibri" w:hAnsi="Calibri"/>
+          <w:b/>
+          <w:color w:val="101110"/>
+          <w:sz w:val="22"/>
+        </w:rPr>
+        <w:t>Close &amp; Load.</w:t>
+      </w:r>
+      <w:r>
+        <w:rPr>
+          <w:rFonts w:ascii="Calibri" w:hAnsi="Calibri"/>
+          <w:color w:val="101110"/>
+          <w:sz w:val="22"/>
+        </w:rPr>
+        <w:t xml:space="preserve"> Validate: </w:t>
+      </w:r>
+      <w:r>
+        <w:rPr>
+          <w:rFonts w:ascii="Calibri" w:hAnsi="Calibri"/>
+          <w:b/>
+          <w:color w:val="101110"/>
+          <w:sz w:val="22"/>
+        </w:rPr>
+        <w:t>~248 rows</w:t>
+      </w:r>
+      <w:r>
+        <w:rPr>
+          <w:rFonts w:ascii="Calibri" w:hAnsi="Calibri"/>
+          <w:color w:val="101110"/>
+          <w:sz w:val="22"/>
+        </w:rPr>
+        <w:t xml:space="preserve">, </w:t>
+      </w:r>
+      <w:r>
+        <w:rPr>
+          <w:rFonts w:ascii="Calibri" w:hAnsi="Calibri"/>
+          <w:b/>
+          <w:color w:val="101110"/>
+          <w:sz w:val="22"/>
+        </w:rPr>
+        <w:t>Revenue ≈ $555,000</w:t>
+      </w:r>
+      <w:r>
+        <w:rPr>
+          <w:rFonts w:ascii="Calibri" w:hAnsi="Calibri"/>
+          <w:color w:val="101110"/>
+          <w:sz w:val="22"/>
+        </w:rPr>
+        <w:t>.</w:t>
+      </w:r>
+    </w:p>
+    <w:p>
+      <w:pPr>
+        <w:pStyle w:val="ListNumber"/>
+        <w:spacing w:after="40"/>
+        <w:ind w:left="432" w:hanging="259"/>
+      </w:pPr>
+      <w:r>
+        <w:rPr>
+          <w:rFonts w:ascii="Calibri" w:hAnsi="Calibri"/>
+          <w:b/>
+          <w:color w:val="101110"/>
+          <w:sz w:val="22"/>
+        </w:rPr>
+        <w:t>Prove it repeats</w:t>
+      </w:r>
+      <w:r>
+        <w:rPr>
+          <w:rFonts w:ascii="Calibri" w:hAnsi="Calibri"/>
+          <w:color w:val="101110"/>
+          <w:sz w:val="22"/>
+        </w:rPr>
+        <w:t xml:space="preserve"> — point at Applied Steps, then click Refresh. Nothing to redo.</w:t>
+      </w:r>
+    </w:p>
+    <w:p>
+      <w:pPr>
+        <w:spacing w:before="160" w:after="40"/>
+      </w:pPr>
+      <w:r>
+        <w:rPr>
+          <w:rFonts w:ascii="Calibri" w:hAnsi="Calibri"/>
+          <w:b/>
+          <w:color w:val="6FA63C"/>
+          <w:sz w:val="25"/>
+        </w:rPr>
+        <w:t>✋ YOUR TURN (~22 min) — `Session 1 .../Data/expense-reimbursements-RAW.csv`</w:t>
+      </w:r>
+    </w:p>
+    <w:p>
+      <w:pPr>
+        <w:spacing w:after="120"/>
+      </w:pPr>
+      <w:r>
+        <w:rPr>
+          <w:rFonts w:ascii="Calibri" w:hAnsi="Calibri"/>
+          <w:color w:val="101110"/>
+          <w:sz w:val="22"/>
+        </w:rPr>
+        <w:t xml:space="preserve">Hand them the </w:t>
+      </w:r>
+      <w:r>
+        <w:rPr>
+          <w:rFonts w:ascii="Calibri" w:hAnsi="Calibri"/>
+          <w:b/>
+          <w:color w:val="101110"/>
+          <w:sz w:val="22"/>
+        </w:rPr>
+        <w:t>Exercise</w:t>
+      </w:r>
+      <w:r>
+        <w:rPr>
+          <w:rFonts w:ascii="Calibri" w:hAnsi="Calibri"/>
+          <w:color w:val="101110"/>
+          <w:sz w:val="22"/>
+        </w:rPr>
+        <w:t xml:space="preserve"> sheet. Same moves, new data (employee expense reimbursements): junk rows + TOTAL row, mixed dates, messy </w:t>
+      </w:r>
+      <w:r>
+        <w:rPr>
+          <w:rFonts w:ascii="Calibri" w:hAnsi="Calibri"/>
+          <w:b/>
+          <w:color w:val="101110"/>
+          <w:sz w:val="22"/>
+        </w:rPr>
+        <w:t>Department</w:t>
+      </w:r>
+      <w:r>
+        <w:rPr>
+          <w:rFonts w:ascii="Calibri" w:hAnsi="Calibri"/>
+          <w:color w:val="101110"/>
+          <w:sz w:val="22"/>
+        </w:rPr>
+        <w:t xml:space="preserve"> spellings (standardize with AI, like Region), </w:t>
+      </w:r>
+      <w:r>
+        <w:rPr>
+          <w:rFonts w:ascii="Consolas" w:hAnsi="Consolas"/>
+          <w:color w:val="333333"/>
+          <w:sz w:val="22"/>
+        </w:rPr>
+        <w:t>Last, First</w:t>
+      </w:r>
+      <w:r>
+        <w:rPr>
+          <w:rFonts w:ascii="Calibri" w:hAnsi="Calibri"/>
+          <w:color w:val="101110"/>
+          <w:sz w:val="22"/>
+        </w:rPr>
+        <w:t xml:space="preserve"> employee names, </w:t>
+      </w:r>
+      <w:r>
+        <w:rPr>
+          <w:rFonts w:ascii="Consolas" w:hAnsi="Consolas"/>
+          <w:color w:val="333333"/>
+          <w:sz w:val="22"/>
+        </w:rPr>
+        <w:t>$</w:t>
+      </w:r>
+      <w:r>
+        <w:rPr>
+          <w:rFonts w:ascii="Calibri" w:hAnsi="Calibri"/>
+          <w:color w:val="101110"/>
+          <w:sz w:val="22"/>
+        </w:rPr>
+        <w:t xml:space="preserve">‑text </w:t>
+      </w:r>
+      <w:r>
+        <w:rPr>
+          <w:rFonts w:ascii="Calibri" w:hAnsi="Calibri"/>
+          <w:b/>
+          <w:color w:val="101110"/>
+          <w:sz w:val="22"/>
+        </w:rPr>
+        <w:t>Amount</w:t>
+      </w:r>
+      <w:r>
+        <w:rPr>
+          <w:rFonts w:ascii="Calibri" w:hAnsi="Calibri"/>
+          <w:color w:val="101110"/>
+          <w:sz w:val="22"/>
+        </w:rPr>
+        <w:t xml:space="preserve"> (one says </w:t>
+      </w:r>
+      <w:r>
+        <w:rPr>
+          <w:rFonts w:ascii="Consolas" w:hAnsi="Consolas"/>
+          <w:color w:val="333333"/>
+          <w:sz w:val="22"/>
+        </w:rPr>
+        <w:t>forty</w:t>
+      </w:r>
+      <w:r>
+        <w:rPr>
+          <w:rFonts w:ascii="Calibri" w:hAnsi="Calibri"/>
+          <w:color w:val="101110"/>
+          <w:sz w:val="22"/>
+        </w:rPr>
+        <w:t xml:space="preserve">), dupes and blanks. Float, unstick, reassure. </w:t>
+      </w:r>
+      <w:r>
+        <w:rPr>
+          <w:rFonts w:ascii="Calibri" w:hAnsi="Calibri"/>
+          <w:b/>
+          <w:color w:val="101110"/>
+          <w:sz w:val="22"/>
+        </w:rPr>
+        <w:t>Target: ~190 rows, total ≈ $226,000.</w:t>
+      </w:r>
+    </w:p>
+    <w:p>
+      <w:pPr>
+        <w:spacing w:before="160" w:after="40"/>
+      </w:pPr>
+      <w:r>
+        <w:rPr>
+          <w:rFonts w:ascii="Calibri" w:hAnsi="Calibri"/>
+          <w:b/>
+          <w:color w:val="6FA63C"/>
+          <w:sz w:val="25"/>
+        </w:rPr>
+        <w:t>🤝 REGROUP (~12 min)</w:t>
+      </w:r>
+    </w:p>
+    <w:p>
+      <w:pPr>
+        <w:spacing w:after="120"/>
+      </w:pPr>
+      <w:r>
+        <w:rPr>
+          <w:rFonts w:ascii="Calibri" w:hAnsi="Calibri"/>
+          <w:color w:val="101110"/>
+          <w:sz w:val="22"/>
+        </w:rPr>
+        <w:t xml:space="preserve">Build the expense clean live as a group. Linger on the </w:t>
+      </w:r>
+      <w:r>
+        <w:rPr>
+          <w:rFonts w:ascii="Calibri" w:hAnsi="Calibri"/>
+          <w:b/>
+          <w:color w:val="101110"/>
+          <w:sz w:val="22"/>
+        </w:rPr>
+        <w:t>Department</w:t>
+      </w:r>
+      <w:r>
+        <w:rPr>
+          <w:rFonts w:ascii="Calibri" w:hAnsi="Calibri"/>
+          <w:color w:val="101110"/>
+          <w:sz w:val="22"/>
+        </w:rPr>
+        <w:t xml:space="preserve"> standardization (the AI move they just did themselves). Confirm everyone's at </w:t>
+      </w:r>
+      <w:r>
+        <w:rPr>
+          <w:rFonts w:ascii="Calibri" w:hAnsi="Calibri"/>
+          <w:b/>
+          <w:color w:val="101110"/>
+          <w:sz w:val="22"/>
+        </w:rPr>
+        <w:t>~190 rows / ≈ $226K.</w:t>
+      </w:r>
+      <w:r>
+        <w:rPr>
+          <w:rFonts w:ascii="Calibri" w:hAnsi="Calibri"/>
+          <w:color w:val="101110"/>
+          <w:sz w:val="22"/>
+        </w:rPr>
+        <w:t xml:space="preserve"> Take questions.</w:t>
+      </w:r>
+    </w:p>
+    <w:p>
+      <w:pPr>
+        <w:spacing w:before="40" w:after="160"/>
+        <w:pBdr>
+          <w:bottom w:val="single" w:sz="18" w:space="1" w:color="B1E882"/>
+        </w:pBdr>
+      </w:pPr>
+    </w:p>
+    <w:p>
+      <w:pPr>
+        <w:spacing w:after="80"/>
+      </w:pPr>
+      <w:r>
+        <w:rPr>
+          <w:rFonts w:ascii="Calibri" w:hAnsi="Calibri"/>
+          <w:b/>
+          <w:color w:val="101110"/>
+          <w:sz w:val="36"/>
+        </w:rPr>
+        <w:t>Session 2 — Formulas, Analysis &amp; Summaries (90 min)</w:t>
+      </w:r>
+    </w:p>
+    <w:tbl>
+      <w:tblPr>
+        <w:tblStyle w:val="TableGrid"/>
+        <w:tblW w:type="auto" w:w="0"/>
+        <w:tblLook w:firstColumn="1" w:firstRow="1" w:lastColumn="0" w:lastRow="0" w:noHBand="0" w:noVBand="1" w:val="04A0"/>
+      </w:tblPr>
+      <w:tblGrid>
+        <w:gridCol w:w="3216"/>
+        <w:gridCol w:w="3216"/>
+        <w:gridCol w:w="3216"/>
+      </w:tblGrid>
+      <w:tr>
+        <w:tc>
+          <w:tcPr>
+            <w:tcW w:type="dxa" w:w="3216"/>
+            <w:shd w:val="clear" w:fill="101110"/>
+          </w:tcPr>
+          <w:p>
+            <w:r>
+              <w:rPr>
+                <w:b/>
+                <w:color w:val="FFFFFF"/>
+              </w:rPr>
+            </w:r>
+            <w:r>
+              <w:rPr>
+                <w:rFonts w:ascii="Calibri" w:hAnsi="Calibri"/>
+                <w:b/>
+                <w:color w:val="FFFFFF"/>
+                <w:sz w:val="20"/>
+              </w:rPr>
+              <w:t>Time</w:t>
+            </w:r>
+          </w:p>
+        </w:tc>
+        <w:tc>
+          <w:tcPr>
+            <w:tcW w:type="dxa" w:w="3216"/>
+            <w:shd w:val="clear" w:fill="101110"/>
+          </w:tcPr>
+          <w:p>
+            <w:r>
+              <w:rPr>
+                <w:b/>
+                <w:color w:val="FFFFFF"/>
+              </w:rPr>
+            </w:r>
+            <w:r>
+              <w:rPr>
+                <w:rFonts w:ascii="Calibri" w:hAnsi="Calibri"/>
+                <w:b/>
+                <w:color w:val="FFFFFF"/>
+                <w:sz w:val="20"/>
+              </w:rPr>
+              <w:t>Block</w:t>
+            </w:r>
+          </w:p>
+        </w:tc>
+        <w:tc>
+          <w:tcPr>
+            <w:tcW w:type="dxa" w:w="3216"/>
+            <w:shd w:val="clear" w:fill="101110"/>
+          </w:tcPr>
+          <w:p>
+            <w:r>
+              <w:rPr>
+                <w:b/>
+                <w:color w:val="FFFFFF"/>
+              </w:rPr>
+            </w:r>
+            <w:r>
+              <w:rPr>
+                <w:rFonts w:ascii="Calibri" w:hAnsi="Calibri"/>
+                <w:b/>
+                <w:color w:val="FFFFFF"/>
+                <w:sz w:val="20"/>
+              </w:rPr>
+              <w:t>What happens</w:t>
+            </w:r>
+          </w:p>
+        </w:tc>
+      </w:tr>
+      <w:tr>
+        <w:tc>
+          <w:tcPr>
+            <w:tcW w:type="dxa" w:w="3216"/>
+          </w:tcPr>
+          <w:p>
+            <w:r/>
+            <w:r>
+              <w:rPr>
+                <w:rFonts w:ascii="Calibri" w:hAnsi="Calibri"/>
+                <w:color w:val="101110"/>
+                <w:sz w:val="20"/>
+              </w:rPr>
+              <w:t>0:00</w:t>
+            </w:r>
+          </w:p>
+        </w:tc>
+        <w:tc>
+          <w:tcPr>
+            <w:tcW w:type="dxa" w:w="3216"/>
+          </w:tcPr>
+          <w:p>
+            <w:r/>
+            <w:r>
+              <w:rPr>
+                <w:rFonts w:ascii="Calibri" w:hAnsi="Calibri"/>
+                <w:color w:val="101110"/>
+                <w:sz w:val="20"/>
+              </w:rPr>
+              <w:t>Open (slides)</w:t>
+            </w:r>
+          </w:p>
+        </w:tc>
+        <w:tc>
+          <w:tcPr>
+            <w:tcW w:type="dxa" w:w="3216"/>
+          </w:tcPr>
+          <w:p>
+            <w:r/>
+            <w:r>
+              <w:rPr>
+                <w:rFonts w:ascii="Calibri" w:hAnsi="Calibri"/>
+                <w:color w:val="101110"/>
+                <w:sz w:val="20"/>
+              </w:rPr>
+              <w:t>Welcome, agenda, the running question. → Excel</w:t>
+            </w:r>
+          </w:p>
+        </w:tc>
+      </w:tr>
+      <w:tr>
+        <w:tc>
+          <w:tcPr>
+            <w:tcW w:type="dxa" w:w="3216"/>
+          </w:tcPr>
+          <w:p>
+            <w:r/>
+            <w:r>
+              <w:rPr>
+                <w:rFonts w:ascii="Calibri" w:hAnsi="Calibri"/>
+                <w:color w:val="101110"/>
+                <w:sz w:val="20"/>
+              </w:rPr>
+              <w:t>0:08</w:t>
+            </w:r>
+          </w:p>
+        </w:tc>
+        <w:tc>
+          <w:tcPr>
+            <w:tcW w:type="dxa" w:w="3216"/>
+          </w:tcPr>
+          <w:p>
+            <w:r/>
+            <w:r>
+              <w:rPr>
+                <w:rFonts w:ascii="Calibri" w:hAnsi="Calibri"/>
+                <w:color w:val="101110"/>
+                <w:sz w:val="20"/>
+              </w:rPr>
+              <w:t>🎬 Demo</w:t>
+            </w:r>
+          </w:p>
+        </w:tc>
+        <w:tc>
+          <w:tcPr>
+            <w:tcW w:type="dxa" w:w="3216"/>
+          </w:tcPr>
+          <w:p>
+            <w:r/>
+            <w:r>
+              <w:rPr>
+                <w:rFonts w:ascii="Calibri" w:hAnsi="Calibri"/>
+                <w:color w:val="101110"/>
+                <w:sz w:val="20"/>
+              </w:rPr>
+              <w:t xml:space="preserve">Answer "who's over budget?" three ways on </w:t>
+            </w:r>
+            <w:r>
+              <w:rPr>
+                <w:rFonts w:ascii="Consolas" w:hAnsi="Consolas"/>
+                <w:color w:val="333333"/>
+                <w:sz w:val="20"/>
+              </w:rPr>
+              <w:t>budget-vs-actual.xlsx</w:t>
+            </w:r>
+          </w:p>
+        </w:tc>
+      </w:tr>
+      <w:tr>
+        <w:tc>
+          <w:tcPr>
+            <w:tcW w:type="dxa" w:w="3216"/>
+          </w:tcPr>
+          <w:p>
+            <w:r/>
+            <w:r>
+              <w:rPr>
+                <w:rFonts w:ascii="Calibri" w:hAnsi="Calibri"/>
+                <w:color w:val="101110"/>
+                <w:sz w:val="20"/>
+              </w:rPr>
+              <w:t>0:46</w:t>
+            </w:r>
+          </w:p>
+        </w:tc>
+        <w:tc>
+          <w:tcPr>
+            <w:tcW w:type="dxa" w:w="3216"/>
+          </w:tcPr>
+          <w:p>
+            <w:r/>
+            <w:r>
+              <w:rPr>
+                <w:rFonts w:ascii="Calibri" w:hAnsi="Calibri"/>
+                <w:color w:val="101110"/>
+                <w:sz w:val="20"/>
+              </w:rPr>
+              <w:t>✋ Your Turn</w:t>
+            </w:r>
+          </w:p>
+        </w:tc>
+        <w:tc>
+          <w:tcPr>
+            <w:tcW w:type="dxa" w:w="3216"/>
+          </w:tcPr>
+          <w:p>
+            <w:r/>
+            <w:r>
+              <w:rPr>
+                <w:rFonts w:ascii="Calibri" w:hAnsi="Calibri"/>
+                <w:color w:val="101110"/>
+                <w:sz w:val="20"/>
+              </w:rPr>
+              <w:t xml:space="preserve">Same analysis on </w:t>
+            </w:r>
+            <w:r>
+              <w:rPr>
+                <w:rFonts w:ascii="Consolas" w:hAnsi="Consolas"/>
+                <w:color w:val="333333"/>
+                <w:sz w:val="20"/>
+              </w:rPr>
+              <w:t>sales-quota-vs-actual.xlsx</w:t>
+            </w:r>
+          </w:p>
+        </w:tc>
+      </w:tr>
+      <w:tr>
+        <w:tc>
+          <w:tcPr>
+            <w:tcW w:type="dxa" w:w="3216"/>
+          </w:tcPr>
+          <w:p>
+            <w:r/>
+            <w:r>
+              <w:rPr>
+                <w:rFonts w:ascii="Calibri" w:hAnsi="Calibri"/>
+                <w:color w:val="101110"/>
+                <w:sz w:val="20"/>
+              </w:rPr>
+              <w:t>1:08</w:t>
+            </w:r>
+          </w:p>
+        </w:tc>
+        <w:tc>
+          <w:tcPr>
+            <w:tcW w:type="dxa" w:w="3216"/>
+          </w:tcPr>
+          <w:p>
+            <w:r/>
+            <w:r>
+              <w:rPr>
+                <w:rFonts w:ascii="Calibri" w:hAnsi="Calibri"/>
+                <w:color w:val="101110"/>
+                <w:sz w:val="20"/>
+              </w:rPr>
+              <w:t>🤝 Regroup</w:t>
+            </w:r>
+          </w:p>
+        </w:tc>
+        <w:tc>
+          <w:tcPr>
+            <w:tcW w:type="dxa" w:w="3216"/>
+          </w:tcPr>
+          <w:p>
+            <w:r/>
+            <w:r>
+              <w:rPr>
+                <w:rFonts w:ascii="Calibri" w:hAnsi="Calibri"/>
+                <w:color w:val="101110"/>
+                <w:sz w:val="20"/>
+              </w:rPr>
+              <w:t>Build it together; reveal top over/under performer</w:t>
+            </w:r>
+          </w:p>
+        </w:tc>
+      </w:tr>
+      <w:tr>
+        <w:tc>
+          <w:tcPr>
+            <w:tcW w:type="dxa" w:w="3216"/>
+          </w:tcPr>
+          <w:p>
+            <w:r/>
+            <w:r>
+              <w:rPr>
+                <w:rFonts w:ascii="Calibri" w:hAnsi="Calibri"/>
+                <w:color w:val="101110"/>
+                <w:sz w:val="20"/>
+              </w:rPr>
+              <w:t>1:20</w:t>
+            </w:r>
+          </w:p>
+        </w:tc>
+        <w:tc>
+          <w:tcPr>
+            <w:tcW w:type="dxa" w:w="3216"/>
+          </w:tcPr>
+          <w:p>
+            <w:r/>
+            <w:r>
+              <w:rPr>
+                <w:rFonts w:ascii="Calibri" w:hAnsi="Calibri"/>
+                <w:color w:val="101110"/>
+                <w:sz w:val="20"/>
+              </w:rPr>
+              <w:t>Close (slides)</w:t>
+            </w:r>
+          </w:p>
+        </w:tc>
+        <w:tc>
+          <w:tcPr>
+            <w:tcW w:type="dxa" w:w="3216"/>
+          </w:tcPr>
+          <w:p>
+            <w:r/>
+            <w:r>
+              <w:rPr>
+                <w:rFonts w:ascii="Calibri" w:hAnsi="Calibri"/>
+                <w:color w:val="101110"/>
+                <w:sz w:val="20"/>
+              </w:rPr>
+              <w:t>Which-tool-when; key takeaways</w:t>
+            </w:r>
+          </w:p>
+        </w:tc>
+      </w:tr>
+    </w:tbl>
+    <w:p>
+      <w:pPr>
+        <w:spacing w:after="80"/>
+      </w:pPr>
+    </w:p>
+    <w:p>
+      <w:pPr>
+        <w:spacing w:before="160" w:after="40"/>
+      </w:pPr>
+      <w:r>
+        <w:rPr>
+          <w:rFonts w:ascii="Calibri" w:hAnsi="Calibri"/>
+          <w:b/>
+          <w:color w:val="6FA63C"/>
+          <w:sz w:val="25"/>
+        </w:rPr>
+        <w:t>🎬 DEMO (~38 min) — `Session 2 .../Data/budget-vs-actual.xlsx` (BudgetActual)</w:t>
+      </w:r>
+    </w:p>
+    <w:p>
+      <w:pPr>
+        <w:spacing w:after="120"/>
+      </w:pPr>
+      <w:r>
+        <w:rPr>
+          <w:rFonts w:ascii="Calibri" w:hAnsi="Calibri"/>
+          <w:color w:val="101110"/>
+          <w:sz w:val="22"/>
+        </w:rPr>
+        <w:t xml:space="preserve">One question: </w:t>
+      </w:r>
+      <w:r>
+        <w:rPr>
+          <w:rFonts w:ascii="Calibri" w:hAnsi="Calibri"/>
+          <w:i/>
+          <w:color w:val="101110"/>
+          <w:sz w:val="22"/>
+        </w:rPr>
+        <w:t>which departments ran over budget?</w:t>
+      </w:r>
+      <w:r>
+        <w:rPr>
+          <w:rFonts w:ascii="Calibri" w:hAnsi="Calibri"/>
+          <w:color w:val="101110"/>
+          <w:sz w:val="22"/>
+        </w:rPr>
+        <w:t xml:space="preserve"> Answer it three ways.</w:t>
+      </w:r>
+    </w:p>
+    <w:p>
+      <w:pPr>
+        <w:pStyle w:val="ListNumber"/>
+        <w:spacing w:after="40"/>
+        <w:ind w:left="432" w:hanging="259"/>
+      </w:pPr>
+      <w:r>
+        <w:rPr>
+          <w:rFonts w:ascii="Calibri" w:hAnsi="Calibri"/>
+          <w:b/>
+          <w:color w:val="101110"/>
+          <w:sz w:val="22"/>
+        </w:rPr>
+        <w:t>Formulas</w:t>
+      </w:r>
+      <w:r>
+        <w:rPr>
+          <w:rFonts w:ascii="Calibri" w:hAnsi="Calibri"/>
+          <w:color w:val="101110"/>
+          <w:sz w:val="22"/>
+        </w:rPr>
+        <w:t xml:space="preserve"> (~12 min): add </w:t>
+      </w:r>
+      <w:r>
+        <w:rPr>
+          <w:rFonts w:ascii="Calibri" w:hAnsi="Calibri"/>
+          <w:b/>
+          <w:color w:val="101110"/>
+          <w:sz w:val="22"/>
+        </w:rPr>
+        <w:t>Variance</w:t>
+      </w:r>
+      <w:r>
+        <w:rPr>
+          <w:rFonts w:ascii="Calibri" w:hAnsi="Calibri"/>
+          <w:color w:val="101110"/>
+          <w:sz w:val="22"/>
+        </w:rPr>
+        <w:t xml:space="preserve"> = </w:t>
+      </w:r>
+      <w:r>
+        <w:rPr>
+          <w:rFonts w:ascii="Consolas" w:hAnsi="Consolas"/>
+          <w:color w:val="333333"/>
+          <w:sz w:val="22"/>
+        </w:rPr>
+        <w:t>[@Actual]-[@Budget]</w:t>
+      </w:r>
+      <w:r>
+        <w:rPr>
+          <w:rFonts w:ascii="Calibri" w:hAnsi="Calibri"/>
+          <w:color w:val="101110"/>
+          <w:sz w:val="22"/>
+        </w:rPr>
+        <w:t xml:space="preserve">; ask AI for </w:t>
       </w:r>
       <w:r>
         <w:rPr>
@@ -830,20 +1907,200 @@
           <w:color w:val="101110"/>
           <w:sz w:val="22"/>
         </w:rPr>
-        <w:t xml:space="preserve"> formula. Paste it, read it aloud,</w:t>
+        <w:t xml:space="preserve">; roll up by department with </w:t>
       </w:r>
-    </w:p>
-    <w:p>
-      <w:pPr>
-        <w:spacing w:after="120"/>
-      </w:pPr>
+      <w:r>
+        <w:rPr>
+          <w:rFonts w:ascii="Consolas" w:hAnsi="Consolas"/>
+          <w:color w:val="333333"/>
+          <w:sz w:val="22"/>
+        </w:rPr>
+        <w:t>GROUPBY</w:t>
+      </w:r>
       <w:r>
         <w:rPr>
           <w:rFonts w:ascii="Calibri" w:hAnsi="Calibri"/>
           <w:color w:val="101110"/>
           <w:sz w:val="22"/>
         </w:rPr>
-        <w:t>and sanity‑check one row against the numbers.</w:t>
+        <w:t>/</w:t>
+      </w:r>
+      <w:r>
+        <w:rPr>
+          <w:rFonts w:ascii="Consolas" w:hAnsi="Consolas"/>
+          <w:color w:val="333333"/>
+          <w:sz w:val="22"/>
+        </w:rPr>
+        <w:t>SORT</w:t>
+      </w:r>
+      <w:r>
+        <w:rPr>
+          <w:rFonts w:ascii="Calibri" w:hAnsi="Calibri"/>
+          <w:color w:val="101110"/>
+          <w:sz w:val="22"/>
+        </w:rPr>
+        <w:t xml:space="preserve"> (or </w:t>
+      </w:r>
+      <w:r>
+        <w:rPr>
+          <w:rFonts w:ascii="Consolas" w:hAnsi="Consolas"/>
+          <w:color w:val="333333"/>
+          <w:sz w:val="22"/>
+        </w:rPr>
+        <w:t>UNIQUE</w:t>
+      </w:r>
+      <w:r>
+        <w:rPr>
+          <w:rFonts w:ascii="Calibri" w:hAnsi="Calibri"/>
+          <w:color w:val="101110"/>
+          <w:sz w:val="22"/>
+        </w:rPr>
+        <w:t>+</w:t>
+      </w:r>
+      <w:r>
+        <w:rPr>
+          <w:rFonts w:ascii="Consolas" w:hAnsi="Consolas"/>
+          <w:color w:val="333333"/>
+          <w:sz w:val="22"/>
+        </w:rPr>
+        <w:t>SUMIFS</w:t>
+      </w:r>
+      <w:r>
+        <w:rPr>
+          <w:rFonts w:ascii="Calibri" w:hAnsi="Calibri"/>
+          <w:color w:val="101110"/>
+          <w:sz w:val="22"/>
+        </w:rPr>
+        <w:t xml:space="preserve">). Ask AI to </w:t>
+      </w:r>
+      <w:r>
+        <w:rPr>
+          <w:rFonts w:ascii="Calibri" w:hAnsi="Calibri"/>
+          <w:i/>
+          <w:color w:val="101110"/>
+          <w:sz w:val="22"/>
+        </w:rPr>
+        <w:t>explain</w:t>
+      </w:r>
+      <w:r>
+        <w:rPr>
+          <w:rFonts w:ascii="Calibri" w:hAnsi="Calibri"/>
+          <w:color w:val="101110"/>
+          <w:sz w:val="22"/>
+        </w:rPr>
+        <w:t xml:space="preserve"> the spilled formula. Then paste a deliberately broken </w:t>
+      </w:r>
+      <w:r>
+        <w:rPr>
+          <w:rFonts w:ascii="Consolas" w:hAnsi="Consolas"/>
+          <w:color w:val="333333"/>
+          <w:sz w:val="22"/>
+        </w:rPr>
+        <w:t>SUMIF</w:t>
+      </w:r>
+      <w:r>
+        <w:rPr>
+          <w:rFonts w:ascii="Calibri" w:hAnsi="Calibri"/>
+          <w:color w:val="101110"/>
+          <w:sz w:val="22"/>
+        </w:rPr>
+        <w:t xml:space="preserve"> (4 args) and let AI diagnose it.</w:t>
+      </w:r>
+    </w:p>
+    <w:p>
+      <w:pPr>
+        <w:pStyle w:val="ListNumber"/>
+        <w:spacing w:after="40"/>
+        <w:ind w:left="432" w:hanging="259"/>
+      </w:pPr>
+      <w:r>
+        <w:rPr>
+          <w:rFonts w:ascii="Calibri" w:hAnsi="Calibri"/>
+          <w:b/>
+          <w:color w:val="101110"/>
+          <w:sz w:val="22"/>
+        </w:rPr>
+        <w:t>Python in Excel</w:t>
+      </w:r>
+      <w:r>
+        <w:rPr>
+          <w:rFonts w:ascii="Calibri" w:hAnsi="Calibri"/>
+          <w:color w:val="101110"/>
+          <w:sz w:val="22"/>
+        </w:rPr>
+        <w:t xml:space="preserve"> (~14 min): </w:t>
+      </w:r>
+      <w:r>
+        <w:rPr>
+          <w:rFonts w:ascii="Consolas" w:hAnsi="Consolas"/>
+          <w:color w:val="333333"/>
+          <w:sz w:val="22"/>
+        </w:rPr>
+        <w:t>=PY(</w:t>
+      </w:r>
+      <w:r>
+        <w:rPr>
+          <w:rFonts w:ascii="Calibri" w:hAnsi="Calibri"/>
+          <w:color w:val="101110"/>
+          <w:sz w:val="22"/>
+        </w:rPr>
+        <w:t xml:space="preserve"> → </w:t>
+      </w:r>
+      <w:r>
+        <w:rPr>
+          <w:rFonts w:ascii="Consolas" w:hAnsi="Consolas"/>
+          <w:color w:val="333333"/>
+          <w:sz w:val="22"/>
+        </w:rPr>
+        <w:t>xl("BudgetActual[#All]", headers=True)</w:t>
+      </w:r>
+      <w:r>
+        <w:rPr>
+          <w:rFonts w:ascii="Calibri" w:hAnsi="Calibri"/>
+          <w:color w:val="101110"/>
+          <w:sz w:val="22"/>
+        </w:rPr>
+        <w:t xml:space="preserve"> → groupby Department, add variance, sort; then a one‑cell </w:t>
+      </w:r>
+      <w:r>
+        <w:rPr>
+          <w:rFonts w:ascii="Consolas" w:hAnsi="Consolas"/>
+          <w:color w:val="333333"/>
+          <w:sz w:val="22"/>
+        </w:rPr>
+        <w:t>barh</w:t>
+      </w:r>
+      <w:r>
+        <w:rPr>
+          <w:rFonts w:ascii="Calibri" w:hAnsi="Calibri"/>
+          <w:color w:val="101110"/>
+          <w:sz w:val="22"/>
+        </w:rPr>
+        <w:t xml:space="preserve"> chart. Show the same ranking appear — "two roads, same destination."</w:t>
+      </w:r>
+    </w:p>
+    <w:p>
+      <w:pPr>
+        <w:pStyle w:val="ListNumber"/>
+        <w:spacing w:after="40"/>
+        <w:ind w:left="432" w:hanging="259"/>
+      </w:pPr>
+      <w:r>
+        <w:rPr>
+          <w:rFonts w:ascii="Calibri" w:hAnsi="Calibri"/>
+          <w:b/>
+          <w:color w:val="101110"/>
+          <w:sz w:val="22"/>
+        </w:rPr>
+        <w:t>Copilot</w:t>
+      </w:r>
+      <w:r>
+        <w:rPr>
+          <w:rFonts w:ascii="Calibri" w:hAnsi="Calibri"/>
+          <w:color w:val="101110"/>
+          <w:sz w:val="22"/>
+        </w:rPr>
+        <w:t xml:space="preserve"> (~10 min): select the table, ask it to summarize Actual vs Budget by department and flag overspenders; add a column; insert a chart. If it refuses, demo the fix (Table + cloud‑saved file).</w:t>
       </w:r>
     </w:p>
     <w:p>
@@ -857,57 +2114,97 @@
           <w:color w:val="6FA63C"/>
           <w:sz w:val="25"/>
         </w:rPr>
-        <w:t>✋ YOUR TURN — on your own (~5 min)</w:t>
+        <w:t>✋ YOUR TURN (~22 min) — `Session 2 .../Data/sales-quota-vs-actual.xlsx` (QuotaActual)</w:t>
       </w:r>
     </w:p>
     <w:p>
       <w:pPr>
-        <w:spacing w:after="80"/>
-        <w:ind w:left="360"/>
-        <w:pBdr>
-          <w:left w:val="single" w:sz="24" w:space="8" w:color="B1E882"/>
-        </w:pBdr>
+        <w:spacing w:after="120"/>
       </w:pPr>
       <w:r>
         <w:rPr>
           <w:rFonts w:ascii="Calibri" w:hAnsi="Calibri"/>
-          <w:color w:val="3A3D38"/>
+          <w:color w:val="101110"/>
           <w:sz w:val="22"/>
         </w:rPr>
-        <w:t xml:space="preserve">"Add a </w:t>
+        <w:t xml:space="preserve">Same analysis, new data (sales </w:t>
       </w:r>
       <w:r>
         <w:rPr>
           <w:rFonts w:ascii="Calibri" w:hAnsi="Calibri"/>
           <w:b/>
-          <w:color w:val="3A3D38"/>
+          <w:color w:val="101110"/>
           <w:sz w:val="22"/>
         </w:rPr>
-        <w:t>% of Budget</w:t>
+        <w:t>quota vs actual</w:t>
       </w:r>
       <w:r>
         <w:rPr>
           <w:rFonts w:ascii="Calibri" w:hAnsi="Calibri"/>
-          <w:color w:val="3A3D38"/>
+          <w:color w:val="101110"/>
           <w:sz w:val="22"/>
         </w:rPr>
-        <w:t xml:space="preserve"> column: </w:t>
-      </w:r>
-      <w:r>
-        <w:rPr>
-          <w:rFonts w:ascii="Consolas" w:hAnsi="Consolas"/>
-          <w:color w:val="333333"/>
-          <w:sz w:val="22"/>
-        </w:rPr>
-        <w:t>= [@Actual] / [@Budget]</w:t>
+        <w:t xml:space="preserve"> by rep &amp; quarter). Build </w:t>
       </w:r>
       <w:r>
         <w:rPr>
           <w:rFonts w:ascii="Calibri" w:hAnsi="Calibri"/>
-          <w:color w:val="3A3D38"/>
+          <w:b/>
+          <w:color w:val="101110"/>
           <w:sz w:val="22"/>
         </w:rPr>
-        <w:t>, formatted as a percent. Ask the AI to write it for you if you like — exactly how we just did Variance %. One column, one formula."</w:t>
+        <w:t>Variance</w:t>
+      </w:r>
+      <w:r>
+        <w:rPr>
+          <w:rFonts w:ascii="Calibri" w:hAnsi="Calibri"/>
+          <w:color w:val="101110"/>
+          <w:sz w:val="22"/>
+        </w:rPr>
+        <w:t xml:space="preserve">, </w:t>
+      </w:r>
+      <w:r>
+        <w:rPr>
+          <w:rFonts w:ascii="Calibri" w:hAnsi="Calibri"/>
+          <w:b/>
+          <w:color w:val="101110"/>
+          <w:sz w:val="22"/>
+        </w:rPr>
+        <w:t>Variance %</w:t>
+      </w:r>
+      <w:r>
+        <w:rPr>
+          <w:rFonts w:ascii="Calibri" w:hAnsi="Calibri"/>
+          <w:color w:val="101110"/>
+          <w:sz w:val="22"/>
+        </w:rPr>
+        <w:t xml:space="preserve">, and </w:t>
+      </w:r>
+      <w:r>
+        <w:rPr>
+          <w:rFonts w:ascii="Calibri" w:hAnsi="Calibri"/>
+          <w:b/>
+          <w:color w:val="101110"/>
+          <w:sz w:val="22"/>
+        </w:rPr>
+        <w:t>% of Quota</w:t>
+      </w:r>
+      <w:r>
+        <w:rPr>
+          <w:rFonts w:ascii="Calibri" w:hAnsi="Calibri"/>
+          <w:color w:val="101110"/>
+          <w:sz w:val="22"/>
+        </w:rPr>
+        <w:t xml:space="preserve">; roll up by rep; find who's most over and most under. Use formulas (and AI to draft/explain), exactly like the demo. </w:t>
+      </w:r>
+      <w:r>
+        <w:rPr>
+          <w:rFonts w:ascii="Calibri" w:hAnsi="Calibri"/>
+          <w:b/>
+          <w:color w:val="101110"/>
+          <w:sz w:val="22"/>
+        </w:rPr>
+        <w:t>Target: most over = Devi (≈ +22%); most under = Booker (≈ −4%).</w:t>
       </w:r>
     </w:p>
     <w:p>
@@ -921,7 +2218,7 @@
           <w:color w:val="6FA63C"/>
           <w:sz w:val="25"/>
         </w:rPr>
-        <w:t>🤝 REGROUP — together (~4 min)</w:t>
+        <w:t>🤝 REGROUP (~12 min)</w:t>
       </w:r>
     </w:p>
     <w:p>
@@ -934,33 +2231,7 @@
           <w:color w:val="101110"/>
           <w:sz w:val="22"/>
         </w:rPr>
-        <w:t>Build the column as a group; compare a couple of values; confirm the percent format. Questions.</w:t>
-      </w:r>
-    </w:p>
-    <w:p>
-      <w:pPr>
-        <w:spacing w:after="80"/>
-        <w:ind w:left="360"/>
-        <w:pBdr>
-          <w:left w:val="single" w:sz="24" w:space="8" w:color="B1E882"/>
-        </w:pBdr>
-      </w:pPr>
-      <w:r>
-        <w:rPr>
-          <w:rFonts w:ascii="Calibri" w:hAnsi="Calibri"/>
-          <w:b/>
-          <w:color w:val="3A3D38"/>
-          <w:sz w:val="22"/>
-        </w:rPr>
-        <w:t>Optional stretch:</w:t>
-      </w:r>
-      <w:r>
-        <w:rPr>
-          <w:rFonts w:ascii="Calibri" w:hAnsi="Calibri"/>
-          <w:color w:val="3A3D38"/>
-          <w:sz w:val="22"/>
-        </w:rPr>
-        <w:t xml:space="preserve"> Sort the table by Variance % to spot the biggest overspender — the same one click I showed. Optional.</w:t>
+        <w:t>Build the rep roll‑up live; reveal Devi (over) and Booker (under). Reinforce: when formulas/Python/Copilot agree, trust it.</w:t>
       </w:r>
     </w:p>
     <w:p>
@@ -973,16 +2244,610 @@
     </w:p>
     <w:p>
       <w:pPr>
-        <w:spacing w:before="200" w:after="60"/>
+        <w:spacing w:after="80"/>
       </w:pPr>
       <w:r>
         <w:rPr>
           <w:rFonts w:ascii="Calibri" w:hAnsi="Calibri"/>
           <w:b/>
           <w:color w:val="101110"/>
-          <w:sz w:val="30"/>
+          <w:sz w:val="36"/>
         </w:rPr>
-        <w:t>Session 3 — Adding a step to the workflow</w:t>
+        <w:t>Session 3 — Build &amp; Ship a Reusable Workflow (90 min)</w:t>
+      </w:r>
+    </w:p>
+    <w:tbl>
+      <w:tblPr>
+        <w:tblStyle w:val="TableGrid"/>
+        <w:tblW w:type="auto" w:w="0"/>
+        <w:tblLook w:firstColumn="1" w:firstRow="1" w:lastColumn="0" w:lastRow="0" w:noHBand="0" w:noVBand="1" w:val="04A0"/>
+      </w:tblPr>
+      <w:tblGrid>
+        <w:gridCol w:w="3216"/>
+        <w:gridCol w:w="3216"/>
+        <w:gridCol w:w="3216"/>
+      </w:tblGrid>
+      <w:tr>
+        <w:tc>
+          <w:tcPr>
+            <w:tcW w:type="dxa" w:w="3216"/>
+            <w:shd w:val="clear" w:fill="101110"/>
+          </w:tcPr>
+          <w:p>
+            <w:r>
+              <w:rPr>
+                <w:b/>
+                <w:color w:val="FFFFFF"/>
+              </w:rPr>
+            </w:r>
+            <w:r>
+              <w:rPr>
+                <w:rFonts w:ascii="Calibri" w:hAnsi="Calibri"/>
+                <w:b/>
+                <w:color w:val="FFFFFF"/>
+                <w:sz w:val="20"/>
+              </w:rPr>
+              <w:t>Time</w:t>
+            </w:r>
+          </w:p>
+        </w:tc>
+        <w:tc>
+          <w:tcPr>
+            <w:tcW w:type="dxa" w:w="3216"/>
+            <w:shd w:val="clear" w:fill="101110"/>
+          </w:tcPr>
+          <w:p>
+            <w:r>
+              <w:rPr>
+                <w:b/>
+                <w:color w:val="FFFFFF"/>
+              </w:rPr>
+            </w:r>
+            <w:r>
+              <w:rPr>
+                <w:rFonts w:ascii="Calibri" w:hAnsi="Calibri"/>
+                <w:b/>
+                <w:color w:val="FFFFFF"/>
+                <w:sz w:val="20"/>
+              </w:rPr>
+              <w:t>Block</w:t>
+            </w:r>
+          </w:p>
+        </w:tc>
+        <w:tc>
+          <w:tcPr>
+            <w:tcW w:type="dxa" w:w="3216"/>
+            <w:shd w:val="clear" w:fill="101110"/>
+          </w:tcPr>
+          <w:p>
+            <w:r>
+              <w:rPr>
+                <w:b/>
+                <w:color w:val="FFFFFF"/>
+              </w:rPr>
+            </w:r>
+            <w:r>
+              <w:rPr>
+                <w:rFonts w:ascii="Calibri" w:hAnsi="Calibri"/>
+                <w:b/>
+                <w:color w:val="FFFFFF"/>
+                <w:sz w:val="20"/>
+              </w:rPr>
+              <w:t>What happens</w:t>
+            </w:r>
+          </w:p>
+        </w:tc>
+      </w:tr>
+      <w:tr>
+        <w:tc>
+          <w:tcPr>
+            <w:tcW w:type="dxa" w:w="3216"/>
+          </w:tcPr>
+          <w:p>
+            <w:r/>
+            <w:r>
+              <w:rPr>
+                <w:rFonts w:ascii="Calibri" w:hAnsi="Calibri"/>
+                <w:color w:val="101110"/>
+                <w:sz w:val="20"/>
+              </w:rPr>
+              <w:t>0:00</w:t>
+            </w:r>
+          </w:p>
+        </w:tc>
+        <w:tc>
+          <w:tcPr>
+            <w:tcW w:type="dxa" w:w="3216"/>
+          </w:tcPr>
+          <w:p>
+            <w:r/>
+            <w:r>
+              <w:rPr>
+                <w:rFonts w:ascii="Calibri" w:hAnsi="Calibri"/>
+                <w:color w:val="101110"/>
+                <w:sz w:val="20"/>
+              </w:rPr>
+              <w:t>Open (slides)</w:t>
+            </w:r>
+          </w:p>
+        </w:tc>
+        <w:tc>
+          <w:tcPr>
+            <w:tcW w:type="dxa" w:w="3216"/>
+          </w:tcPr>
+          <w:p>
+            <w:r/>
+            <w:r>
+              <w:rPr>
+                <w:rFonts w:ascii="Calibri" w:hAnsi="Calibri"/>
+                <w:color w:val="101110"/>
+                <w:sz w:val="20"/>
+              </w:rPr>
+              <w:t>Welcome, agenda, the four boxes. → Excel</w:t>
+            </w:r>
+          </w:p>
+        </w:tc>
+      </w:tr>
+      <w:tr>
+        <w:tc>
+          <w:tcPr>
+            <w:tcW w:type="dxa" w:w="3216"/>
+          </w:tcPr>
+          <w:p>
+            <w:r/>
+            <w:r>
+              <w:rPr>
+                <w:rFonts w:ascii="Calibri" w:hAnsi="Calibri"/>
+                <w:color w:val="101110"/>
+                <w:sz w:val="20"/>
+              </w:rPr>
+              <w:t>0:08</w:t>
+            </w:r>
+          </w:p>
+        </w:tc>
+        <w:tc>
+          <w:tcPr>
+            <w:tcW w:type="dxa" w:w="3216"/>
+          </w:tcPr>
+          <w:p>
+            <w:r/>
+            <w:r>
+              <w:rPr>
+                <w:rFonts w:ascii="Calibri" w:hAnsi="Calibri"/>
+                <w:color w:val="101110"/>
+                <w:sz w:val="20"/>
+              </w:rPr>
+              <w:t>🎬 Demo</w:t>
+            </w:r>
+          </w:p>
+        </w:tc>
+        <w:tc>
+          <w:tcPr>
+            <w:tcW w:type="dxa" w:w="3216"/>
+          </w:tcPr>
+          <w:p>
+            <w:r/>
+            <w:r>
+              <w:rPr>
+                <w:rFonts w:ascii="Calibri" w:hAnsi="Calibri"/>
+                <w:color w:val="101110"/>
+                <w:sz w:val="20"/>
+              </w:rPr>
+              <w:t xml:space="preserve">Build a self‑refreshing report from </w:t>
+            </w:r>
+            <w:r>
+              <w:rPr>
+                <w:rFonts w:ascii="Consolas" w:hAnsi="Consolas"/>
+                <w:color w:val="333333"/>
+                <w:sz w:val="20"/>
+              </w:rPr>
+              <w:t>monthly-expenses/</w:t>
+            </w:r>
+          </w:p>
+        </w:tc>
+      </w:tr>
+      <w:tr>
+        <w:tc>
+          <w:tcPr>
+            <w:tcW w:type="dxa" w:w="3216"/>
+          </w:tcPr>
+          <w:p>
+            <w:r/>
+            <w:r>
+              <w:rPr>
+                <w:rFonts w:ascii="Calibri" w:hAnsi="Calibri"/>
+                <w:color w:val="101110"/>
+                <w:sz w:val="20"/>
+              </w:rPr>
+              <w:t>0:48</w:t>
+            </w:r>
+          </w:p>
+        </w:tc>
+        <w:tc>
+          <w:tcPr>
+            <w:tcW w:type="dxa" w:w="3216"/>
+          </w:tcPr>
+          <w:p>
+            <w:r/>
+            <w:r>
+              <w:rPr>
+                <w:rFonts w:ascii="Calibri" w:hAnsi="Calibri"/>
+                <w:color w:val="101110"/>
+                <w:sz w:val="20"/>
+              </w:rPr>
+              <w:t>✋ Your Turn</w:t>
+            </w:r>
+          </w:p>
+        </w:tc>
+        <w:tc>
+          <w:tcPr>
+            <w:tcW w:type="dxa" w:w="3216"/>
+          </w:tcPr>
+          <w:p>
+            <w:r/>
+            <w:r>
+              <w:rPr>
+                <w:rFonts w:ascii="Calibri" w:hAnsi="Calibri"/>
+                <w:color w:val="101110"/>
+                <w:sz w:val="20"/>
+              </w:rPr>
+              <w:t xml:space="preserve">Build the same workflow from </w:t>
+            </w:r>
+            <w:r>
+              <w:rPr>
+                <w:rFonts w:ascii="Consolas" w:hAnsi="Consolas"/>
+                <w:color w:val="333333"/>
+                <w:sz w:val="20"/>
+              </w:rPr>
+              <w:t>your-turn-store-sales/</w:t>
+            </w:r>
+          </w:p>
+        </w:tc>
+      </w:tr>
+      <w:tr>
+        <w:tc>
+          <w:tcPr>
+            <w:tcW w:type="dxa" w:w="3216"/>
+          </w:tcPr>
+          <w:p>
+            <w:r/>
+            <w:r>
+              <w:rPr>
+                <w:rFonts w:ascii="Calibri" w:hAnsi="Calibri"/>
+                <w:color w:val="101110"/>
+                <w:sz w:val="20"/>
+              </w:rPr>
+              <w:t>1:10</w:t>
+            </w:r>
+          </w:p>
+        </w:tc>
+        <w:tc>
+          <w:tcPr>
+            <w:tcW w:type="dxa" w:w="3216"/>
+          </w:tcPr>
+          <w:p>
+            <w:r/>
+            <w:r>
+              <w:rPr>
+                <w:rFonts w:ascii="Calibri" w:hAnsi="Calibri"/>
+                <w:color w:val="101110"/>
+                <w:sz w:val="20"/>
+              </w:rPr>
+              <w:t>🤝 Regroup</w:t>
+            </w:r>
+          </w:p>
+        </w:tc>
+        <w:tc>
+          <w:tcPr>
+            <w:tcW w:type="dxa" w:w="3216"/>
+          </w:tcPr>
+          <w:p>
+            <w:r/>
+            <w:r>
+              <w:rPr>
+                <w:rFonts w:ascii="Calibri" w:hAnsi="Calibri"/>
+                <w:color w:val="101110"/>
+                <w:sz w:val="20"/>
+              </w:rPr>
+              <w:t>Build it together; the Refresh moment</w:t>
+            </w:r>
+          </w:p>
+        </w:tc>
+      </w:tr>
+      <w:tr>
+        <w:tc>
+          <w:tcPr>
+            <w:tcW w:type="dxa" w:w="3216"/>
+          </w:tcPr>
+          <w:p>
+            <w:r/>
+            <w:r>
+              <w:rPr>
+                <w:rFonts w:ascii="Calibri" w:hAnsi="Calibri"/>
+                <w:color w:val="101110"/>
+                <w:sz w:val="20"/>
+              </w:rPr>
+              <w:t>1:22</w:t>
+            </w:r>
+          </w:p>
+        </w:tc>
+        <w:tc>
+          <w:tcPr>
+            <w:tcW w:type="dxa" w:w="3216"/>
+          </w:tcPr>
+          <w:p>
+            <w:r/>
+            <w:r>
+              <w:rPr>
+                <w:rFonts w:ascii="Calibri" w:hAnsi="Calibri"/>
+                <w:color w:val="101110"/>
+                <w:sz w:val="20"/>
+              </w:rPr>
+              <w:t>Close (slides)</w:t>
+            </w:r>
+          </w:p>
+        </w:tc>
+        <w:tc>
+          <w:tcPr>
+            <w:tcW w:type="dxa" w:w="3216"/>
+          </w:tcPr>
+          <w:p>
+            <w:r/>
+            <w:r>
+              <w:rPr>
+                <w:rFonts w:ascii="Calibri" w:hAnsi="Calibri"/>
+                <w:color w:val="101110"/>
+                <w:sz w:val="20"/>
+              </w:rPr>
+              <w:t>Launch the capstone (they start now)</w:t>
+            </w:r>
+          </w:p>
+        </w:tc>
+      </w:tr>
+    </w:tbl>
+    <w:p>
+      <w:pPr>
+        <w:spacing w:after="80"/>
+      </w:pPr>
+    </w:p>
+    <w:p>
+      <w:pPr>
+        <w:spacing w:before="160" w:after="40"/>
+      </w:pPr>
+      <w:r>
+        <w:rPr>
+          <w:rFonts w:ascii="Calibri" w:hAnsi="Calibri"/>
+          <w:b/>
+          <w:color w:val="6FA63C"/>
+          <w:sz w:val="25"/>
+        </w:rPr>
+        <w:t>🎬 DEMO (~40 min) — `Session 3 .../Data/monthly-expenses/` + `vendor-master.xlsx`</w:t>
+      </w:r>
+    </w:p>
+    <w:p>
+      <w:pPr>
+        <w:pStyle w:val="ListNumber"/>
+        <w:spacing w:after="40"/>
+        <w:ind w:left="432" w:hanging="259"/>
+      </w:pPr>
+      <w:r>
+        <w:rPr>
+          <w:rFonts w:ascii="Calibri" w:hAnsi="Calibri"/>
+          <w:b/>
+          <w:color w:val="101110"/>
+          <w:sz w:val="22"/>
+        </w:rPr>
+        <w:t>Combine the folder</w:t>
+      </w:r>
+      <w:r>
+        <w:rPr>
+          <w:rFonts w:ascii="Calibri" w:hAnsi="Calibri"/>
+          <w:color w:val="101110"/>
+          <w:sz w:val="22"/>
+        </w:rPr>
+        <w:t xml:space="preserve"> — Get Data ▸ From Folder ▸ Combine &amp; Transform. All monthly files stack into one table. ("Next month is free — drop a file in and refresh.")</w:t>
+      </w:r>
+    </w:p>
+    <w:p>
+      <w:pPr>
+        <w:pStyle w:val="ListNumber"/>
+        <w:spacing w:after="40"/>
+        <w:ind w:left="432" w:hanging="259"/>
+      </w:pPr>
+      <w:r>
+        <w:rPr>
+          <w:rFonts w:ascii="Calibri" w:hAnsi="Calibri"/>
+          <w:b/>
+          <w:color w:val="101110"/>
+          <w:sz w:val="22"/>
+        </w:rPr>
+        <w:t>Clean</w:t>
+      </w:r>
+      <w:r>
+        <w:rPr>
+          <w:rFonts w:ascii="Calibri" w:hAnsi="Calibri"/>
+          <w:color w:val="101110"/>
+          <w:sz w:val="22"/>
+        </w:rPr>
+        <w:t xml:space="preserve"> — Trim/Proper the Vendor names; strip </w:t>
+      </w:r>
+      <w:r>
+        <w:rPr>
+          <w:rFonts w:ascii="Consolas" w:hAnsi="Consolas"/>
+          <w:color w:val="333333"/>
+          <w:sz w:val="22"/>
+        </w:rPr>
+        <w:t>$</w:t>
+      </w:r>
+      <w:r>
+        <w:rPr>
+          <w:rFonts w:ascii="Calibri" w:hAnsi="Calibri"/>
+          <w:color w:val="101110"/>
+          <w:sz w:val="22"/>
+        </w:rPr>
+        <w:t>/</w:t>
+      </w:r>
+      <w:r>
+        <w:rPr>
+          <w:rFonts w:ascii="Consolas" w:hAnsi="Consolas"/>
+          <w:color w:val="333333"/>
+          <w:sz w:val="22"/>
+        </w:rPr>
+        <w:t>,</w:t>
+      </w:r>
+      <w:r>
+        <w:rPr>
+          <w:rFonts w:ascii="Calibri" w:hAnsi="Calibri"/>
+          <w:color w:val="101110"/>
+          <w:sz w:val="22"/>
+        </w:rPr>
+        <w:t xml:space="preserve"> from Amount → number; set Date types (each file's dates differ — a real teachable moment).</w:t>
+      </w:r>
+    </w:p>
+    <w:p>
+      <w:pPr>
+        <w:pStyle w:val="ListNumber"/>
+        <w:spacing w:after="40"/>
+        <w:ind w:left="432" w:hanging="259"/>
+      </w:pPr>
+      <w:r>
+        <w:rPr>
+          <w:rFonts w:ascii="Calibri" w:hAnsi="Calibri"/>
+          <w:b/>
+          <w:color w:val="101110"/>
+          <w:sz w:val="22"/>
+        </w:rPr>
+        <w:t>Enrich</w:t>
+      </w:r>
+      <w:r>
+        <w:rPr>
+          <w:rFonts w:ascii="Calibri" w:hAnsi="Calibri"/>
+          <w:color w:val="101110"/>
+          <w:sz w:val="22"/>
+        </w:rPr>
+        <w:t xml:space="preserve"> — Merge to VendorMaster on Vendor Name; expand Spend Category. Note any unmatched vendor (blank category = a free data‑quality check).</w:t>
+      </w:r>
+    </w:p>
+    <w:p>
+      <w:pPr>
+        <w:pStyle w:val="ListNumber"/>
+        <w:spacing w:after="40"/>
+        <w:ind w:left="432" w:hanging="259"/>
+      </w:pPr>
+      <w:r>
+        <w:rPr>
+          <w:rFonts w:ascii="Calibri" w:hAnsi="Calibri"/>
+          <w:b/>
+          <w:color w:val="101110"/>
+          <w:sz w:val="22"/>
+        </w:rPr>
+        <w:t>Summarize</w:t>
+      </w:r>
+      <w:r>
+        <w:rPr>
+          <w:rFonts w:ascii="Calibri" w:hAnsi="Calibri"/>
+          <w:color w:val="101110"/>
+          <w:sz w:val="22"/>
+        </w:rPr>
+        <w:t xml:space="preserve"> — PivotTable (Category × Month) </w:t>
+      </w:r>
+      <w:r>
+        <w:rPr>
+          <w:rFonts w:ascii="Calibri" w:hAnsi="Calibri"/>
+          <w:b/>
+          <w:color w:val="101110"/>
+          <w:sz w:val="22"/>
+        </w:rPr>
+        <w:t>or</w:t>
+      </w:r>
+      <w:r>
+        <w:rPr>
+          <w:rFonts w:ascii="Calibri" w:hAnsi="Calibri"/>
+          <w:color w:val="101110"/>
+          <w:sz w:val="22"/>
+        </w:rPr>
+        <w:t xml:space="preserve"> a Python </w:t>
+      </w:r>
+      <w:r>
+        <w:rPr>
+          <w:rFonts w:ascii="Consolas" w:hAnsi="Consolas"/>
+          <w:color w:val="333333"/>
+          <w:sz w:val="22"/>
+        </w:rPr>
+        <w:t>pivot_table</w:t>
+      </w:r>
+      <w:r>
+        <w:rPr>
+          <w:rFonts w:ascii="Calibri" w:hAnsi="Calibri"/>
+          <w:color w:val="101110"/>
+          <w:sz w:val="22"/>
+        </w:rPr>
+        <w:t>. Add a chart.</w:t>
+      </w:r>
+    </w:p>
+    <w:p>
+      <w:pPr>
+        <w:pStyle w:val="ListNumber"/>
+        <w:spacing w:after="40"/>
+        <w:ind w:left="432" w:hanging="259"/>
+      </w:pPr>
+      <w:r>
+        <w:rPr>
+          <w:rFonts w:ascii="Calibri" w:hAnsi="Calibri"/>
+          <w:b/>
+          <w:color w:val="101110"/>
+          <w:sz w:val="22"/>
+        </w:rPr>
+        <w:t>Document with AI</w:t>
+      </w:r>
+      <w:r>
+        <w:rPr>
+          <w:rFonts w:ascii="Calibri" w:hAnsi="Calibri"/>
+          <w:color w:val="101110"/>
+          <w:sz w:val="22"/>
+        </w:rPr>
+        <w:t xml:space="preserve"> — ask AI for a teammate‑ready run‑book; paste into a README tab and </w:t>
+      </w:r>
+      <w:r>
+        <w:rPr>
+          <w:rFonts w:ascii="Calibri" w:hAnsi="Calibri"/>
+          <w:b/>
+          <w:color w:val="101110"/>
+          <w:sz w:val="22"/>
+        </w:rPr>
+        <w:t>edit it to make it true</w:t>
+      </w:r>
+      <w:r>
+        <w:rPr>
+          <w:rFonts w:ascii="Calibri" w:hAnsi="Calibri"/>
+          <w:color w:val="101110"/>
+          <w:sz w:val="22"/>
+        </w:rPr>
+        <w:t>.</w:t>
+      </w:r>
+    </w:p>
+    <w:p>
+      <w:pPr>
+        <w:pStyle w:val="ListNumber"/>
+        <w:spacing w:after="40"/>
+        <w:ind w:left="432" w:hanging="259"/>
+      </w:pPr>
+      <w:r>
+        <w:rPr>
+          <w:rFonts w:ascii="Calibri" w:hAnsi="Calibri"/>
+          <w:b/>
+          <w:color w:val="101110"/>
+          <w:sz w:val="22"/>
+        </w:rPr>
+        <w:t>Prove it</w:t>
+      </w:r>
+      <w:r>
+        <w:rPr>
+          <w:rFonts w:ascii="Calibri" w:hAnsi="Calibri"/>
+          <w:color w:val="101110"/>
+          <w:sz w:val="22"/>
+        </w:rPr>
+        <w:t xml:space="preserve"> — drop a 4th file in the folder, Refresh All, watch it update. Let the moment land.</w:t>
       </w:r>
     </w:p>
     <w:p>
@@ -996,7 +2861,7 @@
           <w:color w:val="6FA63C"/>
           <w:sz w:val="25"/>
         </w:rPr>
-        <w:t>🎬 DEMO — together (~10 min)</w:t>
+        <w:t>✋ YOUR TURN (~22 min) — `Session 3 .../Data/your-turn-store-sales/` + `store-master.xlsx`</w:t>
       </w:r>
     </w:p>
     <w:p>
@@ -1009,23 +2874,7 @@
           <w:color w:val="101110"/>
           <w:sz w:val="22"/>
         </w:rPr>
-        <w:t xml:space="preserve">Combine the </w:t>
-      </w:r>
-      <w:r>
-        <w:rPr>
-          <w:rFonts w:ascii="Consolas" w:hAnsi="Consolas"/>
-          <w:color w:val="333333"/>
-          <w:sz w:val="22"/>
-        </w:rPr>
-        <w:t>monthly-expenses</w:t>
-      </w:r>
-      <w:r>
-        <w:rPr>
-          <w:rFonts w:ascii="Calibri" w:hAnsi="Calibri"/>
-          <w:color w:val="101110"/>
-          <w:sz w:val="22"/>
-        </w:rPr>
-        <w:t xml:space="preserve"> folder, </w:t>
+        <w:t xml:space="preserve">Same workflow, new data (monthly </w:t>
       </w:r>
       <w:r>
         <w:rPr>
@@ -1034,7 +2883,7 @@
           <w:color w:val="101110"/>
           <w:sz w:val="22"/>
         </w:rPr>
-        <w:t>Trim/Proper</w:t>
+        <w:t>store sales</w:t>
       </w:r>
       <w:r>
         <w:rPr>
@@ -1042,7 +2891,39 @@
           <w:color w:val="101110"/>
           <w:sz w:val="22"/>
         </w:rPr>
-        <w:t xml:space="preserve"> the Vendor column, and </w:t>
+        <w:t xml:space="preserve">). Combine the three </w:t>
+      </w:r>
+      <w:r>
+        <w:rPr>
+          <w:rFonts w:ascii="Consolas" w:hAnsi="Consolas"/>
+          <w:color w:val="333333"/>
+          <w:sz w:val="22"/>
+        </w:rPr>
+        <w:t>store-sales-*.csv</w:t>
+      </w:r>
+      <w:r>
+        <w:rPr>
+          <w:rFonts w:ascii="Calibri" w:hAnsi="Calibri"/>
+          <w:color w:val="101110"/>
+          <w:sz w:val="22"/>
+        </w:rPr>
+        <w:t xml:space="preserve"> files, clean (Store names, </w:t>
+      </w:r>
+      <w:r>
+        <w:rPr>
+          <w:rFonts w:ascii="Consolas" w:hAnsi="Consolas"/>
+          <w:color w:val="333333"/>
+          <w:sz w:val="22"/>
+        </w:rPr>
+        <w:t>$</w:t>
+      </w:r>
+      <w:r>
+        <w:rPr>
+          <w:rFonts w:ascii="Calibri" w:hAnsi="Calibri"/>
+          <w:color w:val="101110"/>
+          <w:sz w:val="22"/>
+        </w:rPr>
+        <w:t xml:space="preserve">‑text Amount, per‑file date formats), merge to </w:t>
       </w:r>
       <w:r>
         <w:rPr>
@@ -1051,7 +2932,7 @@
           <w:color w:val="101110"/>
           <w:sz w:val="22"/>
         </w:rPr>
-        <w:t>merge</w:t>
+        <w:t>store‑master</w:t>
       </w:r>
       <w:r>
         <w:rPr>
@@ -1059,7 +2940,50 @@
           <w:color w:val="101110"/>
           <w:sz w:val="22"/>
         </w:rPr>
-        <w:t xml:space="preserve"> to the vendor master.</w:t>
+        <w:t xml:space="preserve"> on Store, and summarize by </w:t>
+      </w:r>
+      <w:r>
+        <w:rPr>
+          <w:rFonts w:ascii="Calibri" w:hAnsi="Calibri"/>
+          <w:b/>
+          <w:color w:val="101110"/>
+          <w:sz w:val="22"/>
+        </w:rPr>
+        <w:t>Region</w:t>
+      </w:r>
+      <w:r>
+        <w:rPr>
+          <w:rFonts w:ascii="Calibri" w:hAnsi="Calibri"/>
+          <w:color w:val="101110"/>
+          <w:sz w:val="22"/>
+        </w:rPr>
+        <w:t xml:space="preserve"> and </w:t>
+      </w:r>
+      <w:r>
+        <w:rPr>
+          <w:rFonts w:ascii="Calibri" w:hAnsi="Calibri"/>
+          <w:b/>
+          <w:color w:val="101110"/>
+          <w:sz w:val="22"/>
+        </w:rPr>
+        <w:t>Category</w:t>
+      </w:r>
+      <w:r>
+        <w:rPr>
+          <w:rFonts w:ascii="Calibri" w:hAnsi="Calibri"/>
+          <w:color w:val="101110"/>
+          <w:sz w:val="22"/>
+        </w:rPr>
+        <w:t xml:space="preserve">. Then add a 4th file (or duplicate one) and Refresh. </w:t>
+      </w:r>
+      <w:r>
+        <w:rPr>
+          <w:rFonts w:ascii="Calibri" w:hAnsi="Calibri"/>
+          <w:b/>
+          <w:color w:val="101110"/>
+          <w:sz w:val="22"/>
+        </w:rPr>
+        <w:t>Target: ~224 transactions, total ≈ $75,700.</w:t>
       </w:r>
     </w:p>
     <w:p>
@@ -1073,138 +2997,7 @@
           <w:color w:val="6FA63C"/>
           <w:sz w:val="25"/>
         </w:rPr>
-        <w:t>✋ YOUR TURN — on your own (~5 min)</w:t>
-      </w:r>
-    </w:p>
-    <w:p>
-      <w:pPr>
-        <w:spacing w:after="80"/>
-        <w:ind w:left="360"/>
-        <w:pBdr>
-          <w:left w:val="single" w:sz="24" w:space="8" w:color="B1E882"/>
-        </w:pBdr>
-      </w:pPr>
-      <w:r>
-        <w:rPr>
-          <w:rFonts w:ascii="Calibri" w:hAnsi="Calibri"/>
-          <w:color w:val="3A3D38"/>
-          <w:sz w:val="22"/>
-        </w:rPr>
-        <w:t xml:space="preserve">"Add one cleaning step yourself: change the </w:t>
-      </w:r>
-      <w:r>
-        <w:rPr>
-          <w:rFonts w:ascii="Calibri" w:hAnsi="Calibri"/>
-          <w:b/>
-          <w:color w:val="3A3D38"/>
-          <w:sz w:val="22"/>
-        </w:rPr>
-        <w:t>Amount</w:t>
-      </w:r>
-      <w:r>
-        <w:rPr>
-          <w:rFonts w:ascii="Calibri" w:hAnsi="Calibri"/>
-          <w:color w:val="3A3D38"/>
-          <w:sz w:val="22"/>
-        </w:rPr>
-        <w:t xml:space="preserve"> column to a number — </w:t>
-      </w:r>
-      <w:r>
-        <w:rPr>
-          <w:rFonts w:ascii="Calibri" w:hAnsi="Calibri"/>
-          <w:b/>
-          <w:color w:val="3A3D38"/>
-          <w:sz w:val="22"/>
-        </w:rPr>
-        <w:t>Replace Values</w:t>
-      </w:r>
-      <w:r>
-        <w:rPr>
-          <w:rFonts w:ascii="Calibri" w:hAnsi="Calibri"/>
-          <w:color w:val="3A3D38"/>
-          <w:sz w:val="22"/>
-        </w:rPr>
-        <w:t xml:space="preserve"> to strip </w:t>
-      </w:r>
-      <w:r>
-        <w:rPr>
-          <w:rFonts w:ascii="Consolas" w:hAnsi="Consolas"/>
-          <w:color w:val="333333"/>
-          <w:sz w:val="22"/>
-        </w:rPr>
-        <w:t>$</w:t>
-      </w:r>
-      <w:r>
-        <w:rPr>
-          <w:rFonts w:ascii="Calibri" w:hAnsi="Calibri"/>
-          <w:color w:val="3A3D38"/>
-          <w:sz w:val="22"/>
-        </w:rPr>
-        <w:t xml:space="preserve"> and </w:t>
-      </w:r>
-      <w:r>
-        <w:rPr>
-          <w:rFonts w:ascii="Consolas" w:hAnsi="Consolas"/>
-          <w:color w:val="333333"/>
-          <w:sz w:val="22"/>
-        </w:rPr>
-        <w:t>,</w:t>
-      </w:r>
-      <w:r>
-        <w:rPr>
-          <w:rFonts w:ascii="Calibri" w:hAnsi="Calibri"/>
-          <w:color w:val="3A3D38"/>
-          <w:sz w:val="22"/>
-        </w:rPr>
-        <w:t xml:space="preserve">, then </w:t>
-      </w:r>
-      <w:r>
-        <w:rPr>
-          <w:rFonts w:ascii="Calibri" w:hAnsi="Calibri"/>
-          <w:b/>
-          <w:color w:val="3A3D38"/>
-          <w:sz w:val="22"/>
-        </w:rPr>
-        <w:t>Change Type</w:t>
-      </w:r>
-      <w:r>
-        <w:rPr>
-          <w:rFonts w:ascii="Calibri" w:hAnsi="Calibri"/>
-          <w:color w:val="3A3D38"/>
-          <w:sz w:val="22"/>
-        </w:rPr>
-        <w:t xml:space="preserve"> — the exact move from Session 1. Then hit </w:t>
-      </w:r>
-      <w:r>
-        <w:rPr>
-          <w:rFonts w:ascii="Calibri" w:hAnsi="Calibri"/>
-          <w:b/>
-          <w:color w:val="3A3D38"/>
-          <w:sz w:val="22"/>
-        </w:rPr>
-        <w:t>Refresh</w:t>
-      </w:r>
-      <w:r>
-        <w:rPr>
-          <w:rFonts w:ascii="Calibri" w:hAnsi="Calibri"/>
-          <w:color w:val="3A3D38"/>
-          <w:sz w:val="22"/>
-        </w:rPr>
-        <w:t>."</w:t>
-      </w:r>
-    </w:p>
-    <w:p>
-      <w:pPr>
-        <w:spacing w:before="160" w:after="40"/>
-      </w:pPr>
-      <w:r>
-        <w:rPr>
-          <w:rFonts w:ascii="Calibri" w:hAnsi="Calibri"/>
-          <w:b/>
-          <w:color w:val="6FA63C"/>
-          <w:sz w:val="25"/>
-        </w:rPr>
-        <w:t>🤝 REGROUP — together (~5 min)</w:t>
+        <w:t>🤝 REGROUP (~12 min)</w:t>
       </w:r>
     </w:p>
     <w:p>
@@ -1217,7 +3010,7 @@
           <w:color w:val="101110"/>
           <w:sz w:val="22"/>
         </w:rPr>
-        <w:t xml:space="preserve">Do the Amount step as a group, then </w:t>
+        <w:t xml:space="preserve">Build the store‑sales workflow live; do the </w:t>
       </w:r>
       <w:r>
         <w:rPr>
@@ -1226,7 +3019,7 @@
           <w:color w:val="101110"/>
           <w:sz w:val="22"/>
         </w:rPr>
-        <w:t>Refresh All</w:t>
+        <w:t>Refresh</w:t>
       </w:r>
       <w:r>
         <w:rPr>
@@ -1234,41 +3027,7 @@
           <w:color w:val="101110"/>
           <w:sz w:val="22"/>
         </w:rPr>
-        <w:t xml:space="preserve"> together and watch the report update. That refresh is the payoff — let it land.</w:t>
-      </w:r>
-    </w:p>
-    <w:p>
-      <w:pPr>
-        <w:spacing w:after="80"/>
-        <w:ind w:left="360"/>
-        <w:pBdr>
-          <w:left w:val="single" w:sz="24" w:space="8" w:color="B1E882"/>
-        </w:pBdr>
-      </w:pPr>
-      <w:r>
-        <w:rPr>
-          <w:rFonts w:ascii="Calibri" w:hAnsi="Calibri"/>
-          <w:color w:val="3A3D38"/>
-          <w:sz w:val="22"/>
-        </w:rPr>
-        <w:t xml:space="preserve">The </w:t>
-      </w:r>
-      <w:r>
-        <w:rPr>
-          <w:rFonts w:ascii="Calibri" w:hAnsi="Calibri"/>
-          <w:b/>
-          <w:color w:val="3A3D38"/>
-          <w:sz w:val="22"/>
-        </w:rPr>
-        <w:t>capstone</w:t>
-      </w:r>
-      <w:r>
-        <w:rPr>
-          <w:rFonts w:ascii="Calibri" w:hAnsi="Calibri"/>
-          <w:color w:val="3A3D38"/>
-          <w:sz w:val="22"/>
-        </w:rPr>
-        <w:t xml:space="preserve"> is the bigger solo build, done after class. This in‑session practice is just to build the muscle so the capstone feels doable.</w:t>
+        <w:t xml:space="preserve"> together. Then launch the capstone — they start it now on their own data with you floating (see the Capstone Brief).</w:t>
       </w:r>
     </w:p>
     <w:p>
@@ -1303,7 +3062,7 @@
           <w:color w:val="101110"/>
           <w:sz w:val="22"/>
         </w:rPr>
-        <w:t xml:space="preserve">Trim the optional stretches and shorten Your Turn to ~3 minutes — but </w:t>
+        <w:t xml:space="preserve">Trim the Your Turn to ~15 min and shorten the demo's optional flourishes — but </w:t>
       </w:r>
       <w:r>
         <w:rPr>
@@ -1312,7 +3071,7 @@
           <w:color w:val="101110"/>
           <w:sz w:val="22"/>
         </w:rPr>
-        <w:t>never skip the Regroup.</w:t>
+        <w:t>never skip the Regroup</w:t>
       </w:r>
       <w:r>
         <w:rPr>
@@ -1320,7 +3079,24 @@
           <w:color w:val="101110"/>
           <w:sz w:val="22"/>
         </w:rPr>
-        <w:t xml:space="preserve"> Watching it get fixed together is where it actually clicks.</w:t>
+        <w:t xml:space="preserve">, and always end the demo on the Refresh. If you're </w:t>
+      </w:r>
+      <w:r>
+        <w:rPr>
+          <w:rFonts w:ascii="Calibri" w:hAnsi="Calibri"/>
+          <w:i/>
+          <w:color w:val="101110"/>
+          <w:sz w:val="22"/>
+        </w:rPr>
+        <w:t>long</w:t>
+      </w:r>
+      <w:r>
+        <w:rPr>
+          <w:rFonts w:ascii="Calibri" w:hAnsi="Calibri"/>
+          <w:color w:val="101110"/>
+          <w:sz w:val="22"/>
+        </w:rPr>
+        <w:t xml:space="preserve"> on material, the Your Turn naturally absorbs more time; let it.</w:t>
       </w:r>
     </w:p>
     <w:sectPr>
